--- a/lab6.docx
+++ b/lab6.docx
@@ -3808,23 +3808,21 @@
           <w:sz w:val="28"/>
           <w:szCs w:val="28"/>
         </w:rPr>
-        <w:t>Лабораторная работа охватывает ключевые ас</w:t>
-      </w:r>
-      <w:r>
-        <w:rPr>
-          <w:rFonts w:ascii="Times New Roman" w:hAnsi="Times New Roman"/>
-          <w:sz w:val="28"/>
-          <w:szCs w:val="28"/>
-        </w:rPr>
-        <w:t>пекты IP-адресации, настройки сетевых устройств, межсетевого экрана и IoT. Понимание форматов адресов, методов настройки и принципов безопасности необходимо для работы с современными сетями. Практические задания в Packet Tracer закрепляют теоретический мат</w:t>
-      </w:r>
-      <w:r>
-        <w:rPr>
-          <w:rFonts w:ascii="Times New Roman" w:hAnsi="Times New Roman"/>
-          <w:sz w:val="28"/>
-          <w:szCs w:val="28"/>
-        </w:rPr>
-        <w:t>ериал и развивают навыки диагностики.</w:t>
+        <w:t>В рамках лабораторной работы рассматриваются основные аспекты IP-адресации, конфигурации сетевых устройств, межсетевого экрана и IoT-устройств. Знание форматов адресов, способов их настройки и принципов обеспечения безопасности критически важно для работы с современными сетями. Практические упражнения в Packet Tracer помогают закрепить теоретические знания и развить навыки диагностики.</w:t>
+      </w:r>
+      <w:r>
+        <w:rPr>
+          <w:rFonts w:ascii="Times New Roman" w:hAnsi="Times New Roman"/>
+          <w:sz w:val="28"/>
+          <w:szCs w:val="28"/>
+        </w:rPr>
+      </w:r>
+      <w:r>
+        <w:rPr>
+          <w:rFonts w:ascii="Times New Roman" w:hAnsi="Times New Roman"/>
+          <w:sz w:val="28"/>
+          <w:szCs w:val="28"/>
+        </w:rPr>
       </w:r>
     </w:p>
     <w:p>

--- a/lab6.docx
+++ b/lab6.docx
@@ -3907,15 +3907,14 @@
           <w:sz w:val="28"/>
           <w:szCs w:val="28"/>
         </w:rPr>
-        <w:t xml:space="preserve"> MAC-адрес – физический адрес канального уровня для доставки внутри локального сегмента, а IP-адрес – логический адре</w:t>
-      </w:r>
-      <w:r>
-        <w:rPr>
-          <w:rFonts w:ascii="Times New Roman" w:hAnsi="Times New Roman"/>
-          <w:sz w:val="28"/>
-          <w:szCs w:val="28"/>
-        </w:rPr>
-        <w:t>с сетевого уровня для маршрутизации между сетями.</w:t>
+        <w:t>MAC-адрес представляет собой физический адрес канального уровня и обеспечивает доставку данных внутри локального сегмента, тогда как IP-адрес является логическим адресом сетевого уровня и служит для маршрутизации между сетями.</w:t>
+      </w:r>
+      <w:r>
+        <w:rPr>
+          <w:rFonts w:ascii="Times New Roman" w:hAnsi="Times New Roman"/>
+          <w:sz w:val="28"/>
+          <w:szCs w:val="28"/>
+        </w:rPr>
       </w:r>
     </w:p>
     <w:p>
@@ -3968,7 +3967,7 @@
           <w:sz w:val="28"/>
           <w:szCs w:val="28"/>
         </w:rPr>
-        <w:t xml:space="preserve"> Они позволяют устройствам обмениваться данными в пределах локального сегмента до получения глобальных адресов или при отсутствии DHCP.</w:t>
+        <w:t>Такие адреса позволяют устройствам обмениваться данными внутри локального сегмента до назначения глобальных адресов, а также в ситуациях, когда DHCP недоступен.</w:t>
       </w:r>
     </w:p>
     <w:p>
@@ -4029,7 +4028,7 @@
           <w:sz w:val="28"/>
           <w:szCs w:val="28"/>
         </w:rPr>
-        <w:t xml:space="preserve"> Динамическая адресация автоматически назначает адреса через DHCP, упрощая управление и снижая риск конфликтов, тогда как статическая требует ручной настройки каждого устройства.</w:t>
+        <w:t>При динамической адресации DHCP назначает адреса автоматически, что упрощает администрирование сети и уменьшает вероятность конфликтов; статическая адресация предполагает ручную настройку каждого устройства.</w:t>
       </w:r>
     </w:p>
     <w:p>
@@ -4091,7 +4090,7 @@
           <w:sz w:val="28"/>
           <w:szCs w:val="28"/>
         </w:rPr>
-        <w:t xml:space="preserve"> UPnP позволяет приложениям автоматически открывать порты, что снижает безопасность и может быть использовано злоумышленниками.</w:t>
+        <w:t>UPnP даёт приложениям возможность самостоятельно открывать порты, что ослабляет защиту и может быть использовано злоумышленниками.</w:t>
       </w:r>
     </w:p>
     <w:p>
@@ -4144,15 +4143,14 @@
           <w:sz w:val="28"/>
           <w:szCs w:val="28"/>
         </w:rPr>
-        <w:t xml:space="preserve"> Белый список ра</w:t>
-      </w:r>
-      <w:r>
-        <w:rPr>
-          <w:rFonts w:ascii="Times New Roman" w:hAnsi="Times New Roman"/>
-          <w:sz w:val="28"/>
-          <w:szCs w:val="28"/>
-        </w:rPr>
-        <w:t>зрешает доступ только указанным устройствам или сайтам, а чёрный – блокирует перечисленные, оставляя остальные разрешёнными.</w:t>
+        <w:t>Белый список допускает к доступу только перечисленные устройства или сайты, тогда как чёрный запрещает доступ перечисленным, а всем остальным его разрешает.</w:t>
+      </w:r>
+      <w:r>
+        <w:rPr>
+          <w:rFonts w:ascii="Times New Roman" w:hAnsi="Times New Roman"/>
+          <w:sz w:val="28"/>
+          <w:szCs w:val="28"/>
+        </w:rPr>
       </w:r>
     </w:p>
     <w:p>
@@ -4205,15 +4203,14 @@
           <w:sz w:val="28"/>
           <w:szCs w:val="28"/>
         </w:rPr>
-        <w:t xml:space="preserve"> Документация помогает быстрее решать аналогичные проб</w:t>
-      </w:r>
-      <w:r>
-        <w:rPr>
-          <w:rFonts w:ascii="Times New Roman" w:hAnsi="Times New Roman"/>
-          <w:sz w:val="28"/>
-          <w:szCs w:val="28"/>
-        </w:rPr>
-        <w:t>лемы в будущем и служит основой для анализа и отчётности.</w:t>
+        <w:t>Зафиксированные данные позволяют в дальнейшем быстрее устранять аналогичные неполадки и служат материалом для анализа и подготовки отчётности.</w:t>
+      </w:r>
+      <w:r>
+        <w:rPr>
+          <w:rFonts w:ascii="Times New Roman" w:hAnsi="Times New Roman"/>
+          <w:sz w:val="28"/>
+          <w:szCs w:val="28"/>
+        </w:rPr>
       </w:r>
     </w:p>
     <w:sectPr>

--- a/lab6.docx
+++ b/lab6.docx
@@ -13,8 +13,6 @@
           <w:szCs w:val="28"/>
         </w:rPr>
       </w:pPr>
-      <w:bookmarkStart w:id="0" w:name="_GoBack"/>
-      <w:bookmarkEnd w:id="0"/>
       <w:r>
         <w:rPr>
           <w:rFonts w:ascii="Times New Roman" w:hAnsi="Times New Roman" w:cs="Times New Roman"/>
@@ -463,7 +461,26 @@
           <w:szCs w:val="28"/>
         </w:rPr>
         <w:tab/>
-        <w:t>Понтелеенко С. В.</w:t>
+      </w:r>
+      <w:proofErr w:type="spellStart"/>
+      <w:r>
+        <w:rPr>
+          <w:rFonts w:ascii="Times New Roman" w:hAnsi="Times New Roman" w:cs="Times New Roman"/>
+          <w:color w:val="000000"/>
+          <w:sz w:val="28"/>
+          <w:szCs w:val="28"/>
+        </w:rPr>
+        <w:t>Понтелеенко</w:t>
+      </w:r>
+      <w:proofErr w:type="spellEnd"/>
+      <w:r>
+        <w:rPr>
+          <w:rFonts w:ascii="Times New Roman" w:hAnsi="Times New Roman" w:cs="Times New Roman"/>
+          <w:color w:val="000000"/>
+          <w:sz w:val="28"/>
+          <w:szCs w:val="28"/>
+        </w:rPr>
+        <w:t xml:space="preserve"> С. В.</w:t>
       </w:r>
     </w:p>
     <w:p>
@@ -677,7 +694,26 @@
           <w:szCs w:val="28"/>
         </w:rPr>
         <w:tab/>
-        <w:t>Дерюжкова О. М.</w:t>
+      </w:r>
+      <w:proofErr w:type="spellStart"/>
+      <w:r>
+        <w:rPr>
+          <w:rFonts w:ascii="Times New Roman" w:hAnsi="Times New Roman" w:cs="Times New Roman"/>
+          <w:color w:val="000000"/>
+          <w:sz w:val="28"/>
+          <w:szCs w:val="28"/>
+        </w:rPr>
+        <w:t>Дерюжкова</w:t>
+      </w:r>
+      <w:proofErr w:type="spellEnd"/>
+      <w:r>
+        <w:rPr>
+          <w:rFonts w:ascii="Times New Roman" w:hAnsi="Times New Roman" w:cs="Times New Roman"/>
+          <w:color w:val="000000"/>
+          <w:sz w:val="28"/>
+          <w:szCs w:val="28"/>
+        </w:rPr>
+        <w:t xml:space="preserve"> О. М.</w:t>
       </w:r>
     </w:p>
     <w:p>
@@ -854,23 +890,61 @@
           <w:b w:val="0"/>
           <w:bCs w:val="0"/>
         </w:rPr>
-        <w:t>и</w:t>
-      </w:r>
+        <w:t xml:space="preserve">изучить принципы IP-адресации (MAC, IPv4, IPv6), методы статической и динамической настройки, а также освоить настройку сетевой карты, проводных и беспроводных подключений, межсетевого экрана и </w:t>
+      </w:r>
+      <w:proofErr w:type="spellStart"/>
       <w:r>
         <w:rPr>
           <w:rFonts w:ascii="Times New Roman" w:hAnsi="Times New Roman"/>
           <w:b w:val="0"/>
           <w:bCs w:val="0"/>
         </w:rPr>
-        <w:t>зучить принципы IP-адресации (MAC, IPv4, IPv6), методы статической и динамической настройки, а также освоить настройку сетевой карты, проводных и беспроводных подключений, межсетевого экрана и IoT-устройств в Packet Tracer. Отработать процесс устранения не</w:t>
-      </w:r>
+        <w:t>IoT</w:t>
+      </w:r>
+      <w:proofErr w:type="spellEnd"/>
       <w:r>
         <w:rPr>
           <w:rFonts w:ascii="Times New Roman" w:hAnsi="Times New Roman"/>
           <w:b w:val="0"/>
           <w:bCs w:val="0"/>
         </w:rPr>
-        <w:t>исправностей сети.</w:t>
+        <w:t xml:space="preserve">-устройств в </w:t>
+      </w:r>
+      <w:proofErr w:type="spellStart"/>
+      <w:r>
+        <w:rPr>
+          <w:rFonts w:ascii="Times New Roman" w:hAnsi="Times New Roman"/>
+          <w:b w:val="0"/>
+          <w:bCs w:val="0"/>
+        </w:rPr>
+        <w:t>Packet</w:t>
+      </w:r>
+      <w:proofErr w:type="spellEnd"/>
+      <w:r>
+        <w:rPr>
+          <w:rFonts w:ascii="Times New Roman" w:hAnsi="Times New Roman"/>
+          <w:b w:val="0"/>
+          <w:bCs w:val="0"/>
+        </w:rPr>
+        <w:t xml:space="preserve"> </w:t>
+      </w:r>
+      <w:proofErr w:type="spellStart"/>
+      <w:r>
+        <w:rPr>
+          <w:rFonts w:ascii="Times New Roman" w:hAnsi="Times New Roman"/>
+          <w:b w:val="0"/>
+          <w:bCs w:val="0"/>
+        </w:rPr>
+        <w:t>Tracer</w:t>
+      </w:r>
+      <w:proofErr w:type="spellEnd"/>
+      <w:r>
+        <w:rPr>
+          <w:rFonts w:ascii="Times New Roman" w:hAnsi="Times New Roman"/>
+          <w:b w:val="0"/>
+          <w:bCs w:val="0"/>
+        </w:rPr>
+        <w:t>. Отработать процесс устранения неисправностей сети.</w:t>
       </w:r>
     </w:p>
     <w:p>
@@ -924,13 +998,23 @@
         </w:rPr>
         <w:t xml:space="preserve">MAC-адрес – это уникальный физический адрес сетевого интерфейса, присваиваемый производителем и используемый на канальном уровне модели OSI. Он состоит из 48 бит и записывается в шестнадцатеричном формате, например </w:t>
       </w:r>
-      <w:r>
-        <w:rPr>
-          <w:rFonts w:ascii="Times New Roman" w:hAnsi="Times New Roman"/>
-          <w:sz w:val="28"/>
-          <w:szCs w:val="28"/>
-        </w:rPr>
-        <w:t>00:1A:2B:3C:4D:5E. Первые 24 бита обозначают производителя (OUI), последние 24 – уникальный номер устройства. MAC-адрес применяется для доставки кадров внутри локального сегмента сети.</w:t>
+      <w:proofErr w:type="gramStart"/>
+      <w:r>
+        <w:rPr>
+          <w:rFonts w:ascii="Times New Roman" w:hAnsi="Times New Roman"/>
+          <w:sz w:val="28"/>
+          <w:szCs w:val="28"/>
+        </w:rPr>
+        <w:t>00:1A:2B</w:t>
+      </w:r>
+      <w:proofErr w:type="gramEnd"/>
+      <w:r>
+        <w:rPr>
+          <w:rFonts w:ascii="Times New Roman" w:hAnsi="Times New Roman"/>
+          <w:sz w:val="28"/>
+          <w:szCs w:val="28"/>
+        </w:rPr>
+        <w:t>:3C:4D:5E. Первые 24 бита обозначают производителя (OUI), последние 24 – уникальный номер устройства. MAC-адрес применяется для доставки кадров внутри локального сегмента сети.</w:t>
       </w:r>
     </w:p>
     <w:p>
@@ -984,23 +1068,25 @@
           <w:sz w:val="28"/>
           <w:szCs w:val="28"/>
         </w:rPr>
-        <w:t>IPv4-адрес – это логический адрес сетевого уровня длиной 3</w:t>
-      </w:r>
-      <w:r>
-        <w:rPr>
-          <w:rFonts w:ascii="Times New Roman" w:hAnsi="Times New Roman"/>
-          <w:sz w:val="28"/>
-          <w:szCs w:val="28"/>
-        </w:rPr>
-        <w:t>2 бита, записываемый в десятичном формате с точками, например 192.168.1.1. Он состоит из сетевой части и части узла, разделяемых маской подсети. IPv4-адреса делятся на классы и диапазоны, включая частные и публичные. Адрес используется для маршрутизации па</w:t>
-      </w:r>
-      <w:r>
-        <w:rPr>
-          <w:rFonts w:ascii="Times New Roman" w:hAnsi="Times New Roman"/>
-          <w:sz w:val="28"/>
-          <w:szCs w:val="28"/>
-        </w:rPr>
-        <w:t>кетов между сетями.</w:t>
+        <w:t xml:space="preserve">IPv4-адрес – это логический адрес сетевого уровня длиной 32 бита, записываемый в десятичном формате с точками, </w:t>
+      </w:r>
+      <w:proofErr w:type="gramStart"/>
+      <w:r>
+        <w:rPr>
+          <w:rFonts w:ascii="Times New Roman" w:hAnsi="Times New Roman"/>
+          <w:sz w:val="28"/>
+          <w:szCs w:val="28"/>
+        </w:rPr>
+        <w:t>например</w:t>
+      </w:r>
+      <w:proofErr w:type="gramEnd"/>
+      <w:r>
+        <w:rPr>
+          <w:rFonts w:ascii="Times New Roman" w:hAnsi="Times New Roman"/>
+          <w:sz w:val="28"/>
+          <w:szCs w:val="28"/>
+        </w:rPr>
+        <w:t xml:space="preserve"> 192.168.1.1. Он состоит из сетевой части и части узла, разделяемых маской подсети. IPv4-адреса делятся на классы и диапазоны, включая частные и публичные. Адрес используется для маршрутизации пакетов между сетями.</w:t>
       </w:r>
     </w:p>
     <w:p>
@@ -1052,15 +1138,43 @@
           <w:sz w:val="28"/>
           <w:szCs w:val="28"/>
         </w:rPr>
-        <w:t xml:space="preserve">IPv6-адрес – это логический адрес длиной 128 бит, записываемый в шестнадцатеричном формате через двоеточие, например 2001:0db8::1. Он был создан для решения проблемы исчерпания IPv4-адресов и поддерживает огромное адресное </w:t>
-      </w:r>
-      <w:r>
-        <w:rPr>
-          <w:rFonts w:ascii="Times New Roman" w:hAnsi="Times New Roman"/>
-          <w:sz w:val="28"/>
-          <w:szCs w:val="28"/>
-        </w:rPr>
-        <w:t>пространство. IPv6 включает встроенные механизмы автоконфигурации и безопасности.</w:t>
+        <w:t xml:space="preserve">IPv6-адрес – это логический адрес длиной 128 бит, записываемый в шестнадцатеричном формате через двоеточие, </w:t>
+      </w:r>
+      <w:proofErr w:type="gramStart"/>
+      <w:r>
+        <w:rPr>
+          <w:rFonts w:ascii="Times New Roman" w:hAnsi="Times New Roman"/>
+          <w:sz w:val="28"/>
+          <w:szCs w:val="28"/>
+        </w:rPr>
+        <w:t>например</w:t>
+      </w:r>
+      <w:proofErr w:type="gramEnd"/>
+      <w:r>
+        <w:rPr>
+          <w:rFonts w:ascii="Times New Roman" w:hAnsi="Times New Roman"/>
+          <w:sz w:val="28"/>
+          <w:szCs w:val="28"/>
+        </w:rPr>
+        <w:t xml:space="preserve"> 2001:0db8::1. Он был создан для решения проблемы исчерпания IPv4-адресов и поддерживает огромное адресное пространство. IPv6 включает встроенные механизмы </w:t>
+      </w:r>
+      <w:proofErr w:type="spellStart"/>
+      <w:r>
+        <w:rPr>
+          <w:rFonts w:ascii="Times New Roman" w:hAnsi="Times New Roman"/>
+          <w:sz w:val="28"/>
+          <w:szCs w:val="28"/>
+        </w:rPr>
+        <w:t>автоконфигурации</w:t>
+      </w:r>
+      <w:proofErr w:type="spellEnd"/>
+      <w:r>
+        <w:rPr>
+          <w:rFonts w:ascii="Times New Roman" w:hAnsi="Times New Roman"/>
+          <w:sz w:val="28"/>
+          <w:szCs w:val="28"/>
+        </w:rPr>
+        <w:t xml:space="preserve"> и безопасности.</w:t>
       </w:r>
     </w:p>
     <w:p>
@@ -1112,15 +1226,7 @@
           <w:sz w:val="28"/>
           <w:szCs w:val="28"/>
         </w:rPr>
-        <w:t xml:space="preserve">Устройство в сети обычно имеет два адреса: MAC-адрес на канальном уровне и IP-адрес на сетевом уровне. MAC-адрес используется для доставки внутри </w:t>
-      </w:r>
-      <w:r>
-        <w:rPr>
-          <w:rFonts w:ascii="Times New Roman" w:hAnsi="Times New Roman"/>
-          <w:sz w:val="28"/>
-          <w:szCs w:val="28"/>
-        </w:rPr>
-        <w:t>локального сегмента, а IP-адрес – для маршрутизации между сетями. Совместная работа этих адресов обеспечивает передачу данных от источника к получателю.</w:t>
+        <w:t>Устройство в сети обычно имеет два адреса: MAC-адрес на канальном уровне и IP-адрес на сетевом уровне. MAC-адрес используется для доставки внутри локального сегмента, а IP-адрес – для маршрутизации между сетями. Совместная работа этих адресов обеспечивает передачу данных от источника к получателю.</w:t>
       </w:r>
     </w:p>
     <w:p>
@@ -1161,15 +1267,7 @@
           <w:sz w:val="28"/>
           <w:szCs w:val="28"/>
         </w:rPr>
-        <w:t>Отображение адресов – это процесс сопоставления IP-адреса с MAC-адресом, выполняемы</w:t>
-      </w:r>
-      <w:r>
-        <w:rPr>
-          <w:rFonts w:ascii="Times New Roman" w:hAnsi="Times New Roman"/>
-          <w:sz w:val="28"/>
-          <w:szCs w:val="28"/>
-        </w:rPr>
-        <w:t xml:space="preserve">й протоколом ARP для IPv4 и NDP для IPv6. Когда устройство знает IP-адрес получателя, но не знает его MAC-адрес, оно отправляет широковещательный запрос. Полученный ответ сохраняется в </w:t>
+        <w:t xml:space="preserve">Отображение адресов – это процесс сопоставления IP-адреса с MAC-адресом, выполняемый протоколом ARP для IPv4 и NDP для IPv6. Когда устройство знает IP-адрес получателя, но не знает его MAC-адрес, оно отправляет широковещательный запрос. Полученный ответ сохраняется в </w:t>
       </w:r>
       <w:r>
         <w:rPr>
@@ -1178,15 +1276,7 @@
           <w:szCs w:val="28"/>
         </w:rPr>
         <w:lastRenderedPageBreak/>
-        <w:t xml:space="preserve">таблице ARP на короткое время. Без отображения адресов доставка кадров </w:t>
-      </w:r>
-      <w:r>
-        <w:rPr>
-          <w:rFonts w:ascii="Times New Roman" w:hAnsi="Times New Roman"/>
-          <w:sz w:val="28"/>
-          <w:szCs w:val="28"/>
-        </w:rPr>
-        <w:t>в локальной сети невозможна.</w:t>
+        <w:t>таблице ARP на короткое время. Без отображения адресов доставка кадров в локальной сети невозможна.</w:t>
       </w:r>
     </w:p>
     <w:p>
@@ -1227,15 +1317,7 @@
           <w:sz w:val="28"/>
           <w:szCs w:val="28"/>
         </w:rPr>
-        <w:t>IPv4-адрес состоит из четырёх октетов, каждый из которых представлен числом от 0 до 255 и разделён точками. Общая длина адреса – 32 бита. Маска подсети определяет, какая часть адреса относится к сети, а какая</w:t>
-      </w:r>
-      <w:r>
-        <w:rPr>
-          <w:rFonts w:ascii="Times New Roman" w:hAnsi="Times New Roman"/>
-          <w:sz w:val="28"/>
-          <w:szCs w:val="28"/>
-        </w:rPr>
-        <w:t xml:space="preserve"> – к узлу.</w:t>
+        <w:t>IPv4-адрес состоит из четырёх октетов, каждый из которых представлен числом от 0 до 255 и разделён точками. Общая длина адреса – 32 бита. Маска подсети определяет, какая часть адреса относится к сети, а какая – к узлу.</w:t>
       </w:r>
     </w:p>
     <w:p>
@@ -1289,15 +1371,7 @@
           <w:sz w:val="28"/>
           <w:szCs w:val="28"/>
         </w:rPr>
-        <w:t xml:space="preserve">IPv6-адрес состоит из восьми групп по четыре шестнадцатеричных символа, разделённых двоеточиями. Общая длина – 128 бит. Для сокращения записи используются правила пропуска ведущих нулей и замены одной группы нулей на двойное </w:t>
-      </w:r>
-      <w:r>
-        <w:rPr>
-          <w:rFonts w:ascii="Times New Roman" w:hAnsi="Times New Roman"/>
-          <w:sz w:val="28"/>
-          <w:szCs w:val="28"/>
-        </w:rPr>
-        <w:t>двоеточие.</w:t>
+        <w:t>IPv6-адрес состоит из восьми групп по четыре шестнадцатеричных символа, разделённых двоеточиями. Общая длина – 128 бит. Для сокращения записи используются правила пропуска ведущих нулей и замены одной группы нулей на двойное двоеточие.</w:t>
       </w:r>
     </w:p>
     <w:p>
@@ -1351,15 +1425,7 @@
           <w:sz w:val="28"/>
           <w:szCs w:val="28"/>
         </w:rPr>
-        <w:t>Статическая адресация предполагает ручное назначение IP-адреса, маски, шлюза и DNS-сервера администратором. Она обеспечивает предсказуемость и удобна для серверов, принтеров и сетевого оборудования. Однако при большом коли</w:t>
-      </w:r>
-      <w:r>
-        <w:rPr>
-          <w:rFonts w:ascii="Times New Roman" w:hAnsi="Times New Roman"/>
-          <w:sz w:val="28"/>
-          <w:szCs w:val="28"/>
-        </w:rPr>
-        <w:t>честве устройств ручная настройка трудоёмка и подвержена ошибкам.</w:t>
+        <w:t>Статическая адресация предполагает ручное назначение IP-адреса, маски, шлюза и DNS-сервера администратором. Она обеспечивает предсказуемость и удобна для серверов, принтеров и сетевого оборудования. Однако при большом количестве устройств ручная настройка трудоёмка и подвержена ошибкам.</w:t>
       </w:r>
     </w:p>
     <w:p>
@@ -1413,15 +1479,7 @@
           <w:sz w:val="28"/>
           <w:szCs w:val="28"/>
         </w:rPr>
-        <w:t xml:space="preserve">Динамическая адресация выполняется автоматически с помощью DHCP-сервера, который выдаёт адреса клиентам на определённый срок. Она упрощает управление сетью и снижает </w:t>
-      </w:r>
-      <w:r>
-        <w:rPr>
-          <w:rFonts w:ascii="Times New Roman" w:hAnsi="Times New Roman"/>
-          <w:sz w:val="28"/>
-          <w:szCs w:val="28"/>
-        </w:rPr>
-        <w:t>риск конфликтов адресов. Динамическая адресация удобна для рабочих станций и мобильных устройств.</w:t>
+        <w:t>Динамическая адресация выполняется автоматически с помощью DHCP-сервера, который выдаёт адреса клиентам на определённый срок. Она упрощает управление сетью и снижает риск конфликтов адресов. Динамическая адресация удобна для рабочих станций и мобильных устройств.</w:t>
       </w:r>
     </w:p>
     <w:p>
@@ -1469,21 +1527,41 @@
           <w:szCs w:val="28"/>
         </w:rPr>
       </w:pPr>
-      <w:r>
-        <w:rPr>
-          <w:rFonts w:ascii="Times New Roman" w:hAnsi="Times New Roman"/>
-          <w:sz w:val="28"/>
-          <w:szCs w:val="28"/>
-        </w:rPr>
-        <w:t xml:space="preserve">Link-local адреса используются для связи в пределах локального сегмента сети без маршрутизации. В IPv4 это диапазон </w:t>
-      </w:r>
-      <w:r>
-        <w:rPr>
-          <w:rFonts w:ascii="Times New Roman" w:hAnsi="Times New Roman"/>
-          <w:sz w:val="28"/>
-          <w:szCs w:val="28"/>
-        </w:rPr>
-        <w:t>169.254.0.0/16, назначаемый автоматически при отсутствии DHCP. В IPv6 это адреса с префиксом FE80::/10, которые всегда присутствуют на интерфейсе. Они позволяют устройствам обмениваться данными до получения глобальных адресов.</w:t>
+      <w:proofErr w:type="spellStart"/>
+      <w:r>
+        <w:rPr>
+          <w:rFonts w:ascii="Times New Roman" w:hAnsi="Times New Roman"/>
+          <w:sz w:val="28"/>
+          <w:szCs w:val="28"/>
+        </w:rPr>
+        <w:t>Link-local</w:t>
+      </w:r>
+      <w:proofErr w:type="spellEnd"/>
+      <w:r>
+        <w:rPr>
+          <w:rFonts w:ascii="Times New Roman" w:hAnsi="Times New Roman"/>
+          <w:sz w:val="28"/>
+          <w:szCs w:val="28"/>
+        </w:rPr>
+        <w:t xml:space="preserve"> адреса используются для связи в пределах локального сегмента сети без маршрутизации. В IPv4 это диапазон 169.254.0.0/16, назначаемый автоматически при отсутствии DHCP. В IPv6 это адреса с префиксом FE</w:t>
+      </w:r>
+      <w:proofErr w:type="gramStart"/>
+      <w:r>
+        <w:rPr>
+          <w:rFonts w:ascii="Times New Roman" w:hAnsi="Times New Roman"/>
+          <w:sz w:val="28"/>
+          <w:szCs w:val="28"/>
+        </w:rPr>
+        <w:t>80::/</w:t>
+      </w:r>
+      <w:proofErr w:type="gramEnd"/>
+      <w:r>
+        <w:rPr>
+          <w:rFonts w:ascii="Times New Roman" w:hAnsi="Times New Roman"/>
+          <w:sz w:val="28"/>
+          <w:szCs w:val="28"/>
+        </w:rPr>
+        <w:t>10, которые всегда присутствуют на интерфейсе. Они позволяют устройствам обмениваться данными до получения глобальных адресов.</w:t>
       </w:r>
     </w:p>
     <w:p>
@@ -1606,44 +1684,82 @@
           <w:sz w:val="28"/>
           <w:szCs w:val="28"/>
         </w:rPr>
-        <w:t>PACKET TRACER. ДО</w:t>
-      </w:r>
-      <w:r>
-        <w:rPr>
-          <w:rFonts w:ascii="Times New Roman" w:hAnsi="Times New Roman"/>
-          <w:sz w:val="28"/>
-          <w:szCs w:val="28"/>
-        </w:rPr>
-        <w:t>БАВЛЕНИЕ КОМПЬЮТЕРОВ В СУЩЕСТВУЮЩУЮ СЕТЬ</w:t>
-      </w:r>
-    </w:p>
-    <w:p>
-      <w:pPr>
-        <w:pStyle w:val="Textbody"/>
-        <w:spacing w:line="240" w:lineRule="auto"/>
-        <w:ind w:firstLine="850"/>
-        <w:jc w:val="both"/>
-        <w:rPr>
-          <w:rFonts w:ascii="Times New Roman" w:hAnsi="Times New Roman"/>
-          <w:sz w:val="28"/>
-          <w:szCs w:val="28"/>
-        </w:rPr>
-      </w:pPr>
-      <w:r>
-        <w:rPr>
-          <w:rFonts w:ascii="Times New Roman" w:hAnsi="Times New Roman"/>
-          <w:sz w:val="28"/>
-          <w:szCs w:val="28"/>
-        </w:rPr>
-        <w:t xml:space="preserve">В Packet Tracer добавление компьютеров в существующую сеть выполняется через панель устройств и подключение к коммутатору или точке доступа. После подключения необходимо настроить IP-адресацию и проверить связность </w:t>
-      </w:r>
-      <w:r>
-        <w:rPr>
-          <w:rFonts w:ascii="Times New Roman" w:hAnsi="Times New Roman"/>
-          <w:sz w:val="28"/>
-          <w:szCs w:val="28"/>
-        </w:rPr>
-        <w:t>с помощью ping. Симулятор позволяет визуально отследить путь пакетов и выявить ошибки.</w:t>
+        <w:t>PACKET TRACER. ДОБАВЛЕНИЕ КОМПЬЮТЕРОВ В СУЩЕСТВУЮЩУЮ СЕТЬ</w:t>
+      </w:r>
+    </w:p>
+    <w:p>
+      <w:pPr>
+        <w:pStyle w:val="Textbody"/>
+        <w:spacing w:line="240" w:lineRule="auto"/>
+        <w:ind w:firstLine="850"/>
+        <w:jc w:val="both"/>
+        <w:rPr>
+          <w:rFonts w:ascii="Times New Roman" w:hAnsi="Times New Roman"/>
+          <w:sz w:val="28"/>
+          <w:szCs w:val="28"/>
+        </w:rPr>
+      </w:pPr>
+      <w:r>
+        <w:rPr>
+          <w:rFonts w:ascii="Times New Roman" w:hAnsi="Times New Roman"/>
+          <w:sz w:val="28"/>
+          <w:szCs w:val="28"/>
+        </w:rPr>
+        <w:t xml:space="preserve">В </w:t>
+      </w:r>
+      <w:proofErr w:type="spellStart"/>
+      <w:r>
+        <w:rPr>
+          <w:rFonts w:ascii="Times New Roman" w:hAnsi="Times New Roman"/>
+          <w:sz w:val="28"/>
+          <w:szCs w:val="28"/>
+        </w:rPr>
+        <w:t>Packet</w:t>
+      </w:r>
+      <w:proofErr w:type="spellEnd"/>
+      <w:r>
+        <w:rPr>
+          <w:rFonts w:ascii="Times New Roman" w:hAnsi="Times New Roman"/>
+          <w:sz w:val="28"/>
+          <w:szCs w:val="28"/>
+        </w:rPr>
+        <w:t xml:space="preserve"> </w:t>
+      </w:r>
+      <w:proofErr w:type="spellStart"/>
+      <w:r>
+        <w:rPr>
+          <w:rFonts w:ascii="Times New Roman" w:hAnsi="Times New Roman"/>
+          <w:sz w:val="28"/>
+          <w:szCs w:val="28"/>
+        </w:rPr>
+        <w:t>Tracer</w:t>
+      </w:r>
+      <w:proofErr w:type="spellEnd"/>
+      <w:r>
+        <w:rPr>
+          <w:rFonts w:ascii="Times New Roman" w:hAnsi="Times New Roman"/>
+          <w:sz w:val="28"/>
+          <w:szCs w:val="28"/>
+        </w:rPr>
+        <w:t xml:space="preserve"> добавление компьютеров в существующую сеть выполняется через панель устройств и подключение к коммутатору или точке доступа. После подключения необходимо настроить IP-адресацию и проверить связность с помощью </w:t>
+      </w:r>
+      <w:proofErr w:type="spellStart"/>
+      <w:r>
+        <w:rPr>
+          <w:rFonts w:ascii="Times New Roman" w:hAnsi="Times New Roman"/>
+          <w:sz w:val="28"/>
+          <w:szCs w:val="28"/>
+        </w:rPr>
+        <w:t>ping</w:t>
+      </w:r>
+      <w:proofErr w:type="spellEnd"/>
+      <w:r>
+        <w:rPr>
+          <w:rFonts w:ascii="Times New Roman" w:hAnsi="Times New Roman"/>
+          <w:sz w:val="28"/>
+          <w:szCs w:val="28"/>
+        </w:rPr>
+        <w:t>. Симулятор позволяет визуально отследить путь пакетов и выявить ошибки.</w:t>
       </w:r>
     </w:p>
     <w:p>
@@ -1684,15 +1800,7 @@
           <w:sz w:val="28"/>
           <w:szCs w:val="28"/>
         </w:rPr>
-        <w:t>Проектирование сети включает выбор топологии, определение количества устройств, планирование адресного пространства и обеспечение безопасности. Необ</w:t>
-      </w:r>
-      <w:r>
-        <w:rPr>
-          <w:rFonts w:ascii="Times New Roman" w:hAnsi="Times New Roman"/>
-          <w:sz w:val="28"/>
-          <w:szCs w:val="28"/>
-        </w:rPr>
-        <w:t>ходимо учитывать масштабируемость, производительность и бюджет. Грамотный проект упрощает дальнейшее обслуживание и модернизацию.</w:t>
+        <w:t>Проектирование сети включает выбор топологии, определение количества устройств, планирование адресного пространства и обеспечение безопасности. Необходимо учитывать масштабируемость, производительность и бюджет. Грамотный проект упрощает дальнейшее обслуживание и модернизацию.</w:t>
       </w:r>
     </w:p>
     <w:p>
@@ -1746,15 +1854,43 @@
           <w:sz w:val="28"/>
           <w:szCs w:val="28"/>
         </w:rPr>
-        <w:t>При выборе сетевой карты учитываются тип подключения (проводной или беспроводной), скорость передач</w:t>
-      </w:r>
-      <w:r>
-        <w:rPr>
-          <w:rFonts w:ascii="Times New Roman" w:hAnsi="Times New Roman"/>
-          <w:sz w:val="28"/>
-          <w:szCs w:val="28"/>
-        </w:rPr>
-        <w:t>и, интерфейс (PCIe, USB) и поддержка стандартов. Для стационарных ПК обычно выбирают встроенные или PCIe-карты, для ноутбуков – USB-адаптеры. Совместимость с операционной системой также важна.</w:t>
+        <w:t>При выборе сетевой карты учитываются тип подключения (проводной или беспроводной), скорость передачи, интерфейс (</w:t>
+      </w:r>
+      <w:proofErr w:type="spellStart"/>
+      <w:r>
+        <w:rPr>
+          <w:rFonts w:ascii="Times New Roman" w:hAnsi="Times New Roman"/>
+          <w:sz w:val="28"/>
+          <w:szCs w:val="28"/>
+        </w:rPr>
+        <w:t>PCIe</w:t>
+      </w:r>
+      <w:proofErr w:type="spellEnd"/>
+      <w:r>
+        <w:rPr>
+          <w:rFonts w:ascii="Times New Roman" w:hAnsi="Times New Roman"/>
+          <w:sz w:val="28"/>
+          <w:szCs w:val="28"/>
+        </w:rPr>
+        <w:t xml:space="preserve">, USB) и поддержка стандартов. Для стационарных ПК обычно выбирают встроенные или </w:t>
+      </w:r>
+      <w:proofErr w:type="spellStart"/>
+      <w:r>
+        <w:rPr>
+          <w:rFonts w:ascii="Times New Roman" w:hAnsi="Times New Roman"/>
+          <w:sz w:val="28"/>
+          <w:szCs w:val="28"/>
+        </w:rPr>
+        <w:t>PCIe</w:t>
+      </w:r>
+      <w:proofErr w:type="spellEnd"/>
+      <w:r>
+        <w:rPr>
+          <w:rFonts w:ascii="Times New Roman" w:hAnsi="Times New Roman"/>
+          <w:sz w:val="28"/>
+          <w:szCs w:val="28"/>
+        </w:rPr>
+        <w:t>-карты, для ноутбуков – USB-адаптеры. Совместимость с операционной системой также важна.</w:t>
       </w:r>
     </w:p>
     <w:p>
@@ -1809,77 +1945,97 @@
           <w:szCs w:val="28"/>
         </w:rPr>
         <w:lastRenderedPageBreak/>
-        <w:t>Установка сетевой карты в</w:t>
-      </w:r>
-      <w:r>
-        <w:rPr>
-          <w:rFonts w:ascii="Times New Roman" w:hAnsi="Times New Roman"/>
-          <w:sz w:val="28"/>
-          <w:szCs w:val="28"/>
-        </w:rPr>
-        <w:t>ключает физическое подключение к материнской плате или порту USB и установку драйверов. Обновление драйверов выполняется через диспетчер устройств или сайт производителя. После установки необходимо проверить работу адаптера и подключение к сети.</w:t>
-      </w:r>
-    </w:p>
-    <w:p>
-      <w:pPr>
-        <w:pStyle w:val="Textbody"/>
-        <w:spacing w:line="240" w:lineRule="auto"/>
-        <w:ind w:firstLine="850"/>
-        <w:jc w:val="both"/>
-        <w:rPr>
-          <w:rFonts w:ascii="Times New Roman" w:hAnsi="Times New Roman"/>
-          <w:sz w:val="28"/>
-          <w:szCs w:val="28"/>
-        </w:rPr>
-      </w:pPr>
-    </w:p>
-    <w:p>
-      <w:pPr>
-        <w:pStyle w:val="Textbody"/>
-        <w:spacing w:line="240" w:lineRule="auto"/>
-        <w:jc w:val="center"/>
-        <w:rPr>
-          <w:rFonts w:ascii="Times New Roman" w:hAnsi="Times New Roman"/>
-          <w:sz w:val="28"/>
-          <w:szCs w:val="28"/>
-        </w:rPr>
-      </w:pPr>
-      <w:r>
-        <w:rPr>
-          <w:rFonts w:ascii="Times New Roman" w:hAnsi="Times New Roman"/>
-          <w:sz w:val="28"/>
-          <w:szCs w:val="28"/>
-        </w:rPr>
-        <w:t>НАСТРОЙКА</w:t>
-      </w:r>
-      <w:r>
-        <w:rPr>
-          <w:rFonts w:ascii="Times New Roman" w:hAnsi="Times New Roman"/>
-          <w:sz w:val="28"/>
-          <w:szCs w:val="28"/>
-        </w:rPr>
-        <w:t xml:space="preserve"> ПЛАТЫ NIC</w:t>
-      </w:r>
-    </w:p>
-    <w:p>
-      <w:pPr>
-        <w:pStyle w:val="Textbody"/>
-        <w:spacing w:line="240" w:lineRule="auto"/>
-        <w:ind w:firstLine="850"/>
-        <w:jc w:val="both"/>
-        <w:rPr>
-          <w:rFonts w:ascii="Times New Roman" w:hAnsi="Times New Roman"/>
-          <w:sz w:val="28"/>
-          <w:szCs w:val="28"/>
-        </w:rPr>
-      </w:pPr>
-      <w:r>
-        <w:rPr>
-          <w:rFonts w:ascii="Times New Roman" w:hAnsi="Times New Roman"/>
-          <w:sz w:val="28"/>
-          <w:szCs w:val="28"/>
-        </w:rPr>
-        <w:t>Настройка NIC включает задание IP-адреса, маски, шлюза и DNS, а также выбор режима скорости и дуплекса. В Windows это делается через «Центр управления сетями» или командную строку. Корректная настройка обеспечивает стабильное подключение.</w:t>
+        <w:t xml:space="preserve">Установка сетевой карты включает физическое подключение к материнской плате или порту USB и установку драйверов. Обновление драйверов выполняется </w:t>
+      </w:r>
+      <w:proofErr w:type="gramStart"/>
+      <w:r>
+        <w:rPr>
+          <w:rFonts w:ascii="Times New Roman" w:hAnsi="Times New Roman"/>
+          <w:sz w:val="28"/>
+          <w:szCs w:val="28"/>
+        </w:rPr>
+        <w:t>через диспетчер</w:t>
+      </w:r>
+      <w:proofErr w:type="gramEnd"/>
+      <w:r>
+        <w:rPr>
+          <w:rFonts w:ascii="Times New Roman" w:hAnsi="Times New Roman"/>
+          <w:sz w:val="28"/>
+          <w:szCs w:val="28"/>
+        </w:rPr>
+        <w:t xml:space="preserve"> устройств или сайт производителя. После установки необходимо проверить работу адаптера и подключение к сети.</w:t>
+      </w:r>
+    </w:p>
+    <w:p>
+      <w:pPr>
+        <w:pStyle w:val="Textbody"/>
+        <w:spacing w:line="240" w:lineRule="auto"/>
+        <w:ind w:firstLine="850"/>
+        <w:jc w:val="both"/>
+        <w:rPr>
+          <w:rFonts w:ascii="Times New Roman" w:hAnsi="Times New Roman"/>
+          <w:sz w:val="28"/>
+          <w:szCs w:val="28"/>
+        </w:rPr>
+      </w:pPr>
+    </w:p>
+    <w:p>
+      <w:pPr>
+        <w:pStyle w:val="Textbody"/>
+        <w:spacing w:line="240" w:lineRule="auto"/>
+        <w:jc w:val="center"/>
+        <w:rPr>
+          <w:rFonts w:ascii="Times New Roman" w:hAnsi="Times New Roman"/>
+          <w:sz w:val="28"/>
+          <w:szCs w:val="28"/>
+        </w:rPr>
+      </w:pPr>
+      <w:r>
+        <w:rPr>
+          <w:rFonts w:ascii="Times New Roman" w:hAnsi="Times New Roman"/>
+          <w:sz w:val="28"/>
+          <w:szCs w:val="28"/>
+        </w:rPr>
+        <w:t>НАСТРОЙКА ПЛАТЫ NIC</w:t>
+      </w:r>
+    </w:p>
+    <w:p>
+      <w:pPr>
+        <w:pStyle w:val="Textbody"/>
+        <w:spacing w:line="240" w:lineRule="auto"/>
+        <w:ind w:firstLine="850"/>
+        <w:jc w:val="both"/>
+        <w:rPr>
+          <w:rFonts w:ascii="Times New Roman" w:hAnsi="Times New Roman"/>
+          <w:sz w:val="28"/>
+          <w:szCs w:val="28"/>
+        </w:rPr>
+      </w:pPr>
+      <w:r>
+        <w:rPr>
+          <w:rFonts w:ascii="Times New Roman" w:hAnsi="Times New Roman"/>
+          <w:sz w:val="28"/>
+          <w:szCs w:val="28"/>
+        </w:rPr>
+        <w:t xml:space="preserve">Настройка NIC включает задание IP-адреса, маски, шлюза и DNS, а также выбор режима скорости и дуплекса. В </w:t>
+      </w:r>
+      <w:proofErr w:type="spellStart"/>
+      <w:r>
+        <w:rPr>
+          <w:rFonts w:ascii="Times New Roman" w:hAnsi="Times New Roman"/>
+          <w:sz w:val="28"/>
+          <w:szCs w:val="28"/>
+        </w:rPr>
+        <w:t>Windows</w:t>
+      </w:r>
+      <w:proofErr w:type="spellEnd"/>
+      <w:r>
+        <w:rPr>
+          <w:rFonts w:ascii="Times New Roman" w:hAnsi="Times New Roman"/>
+          <w:sz w:val="28"/>
+          <w:szCs w:val="28"/>
+        </w:rPr>
+        <w:t xml:space="preserve"> это делается через «Центр управления сетями» или командную строку. Корректная настройка обеспечивает стабильное подключение.</w:t>
       </w:r>
     </w:p>
     <w:p>
@@ -1933,77 +2089,97 @@
           <w:sz w:val="28"/>
           <w:szCs w:val="28"/>
         </w:rPr>
-        <w:t>ICMP – это протокол служебных сообщений, используемый для диагностики и уведомления об ошибках в сети. Утилита ping отправляет эхо-запросы и получает ответы, проверяя доступность узла. Traceroute использует ICMP для определения маршрута пакетов.</w:t>
-      </w:r>
-    </w:p>
-    <w:p>
-      <w:pPr>
-        <w:pStyle w:val="Textbody"/>
-        <w:spacing w:line="240" w:lineRule="auto"/>
-        <w:ind w:firstLine="850"/>
-        <w:jc w:val="both"/>
-        <w:rPr>
-          <w:rFonts w:ascii="Times New Roman" w:hAnsi="Times New Roman"/>
-          <w:sz w:val="28"/>
-          <w:szCs w:val="28"/>
-        </w:rPr>
-      </w:pPr>
-    </w:p>
-    <w:p>
-      <w:pPr>
-        <w:pStyle w:val="Textbody"/>
-        <w:spacing w:line="240" w:lineRule="auto"/>
-        <w:jc w:val="center"/>
-        <w:rPr>
-          <w:rFonts w:ascii="Times New Roman" w:hAnsi="Times New Roman"/>
-          <w:sz w:val="28"/>
-          <w:szCs w:val="28"/>
-        </w:rPr>
-      </w:pPr>
-      <w:r>
-        <w:rPr>
-          <w:rFonts w:ascii="Times New Roman" w:hAnsi="Times New Roman"/>
-          <w:sz w:val="28"/>
-          <w:szCs w:val="28"/>
-        </w:rPr>
-        <w:t>НАСТРОЙКА</w:t>
-      </w:r>
-      <w:r>
-        <w:rPr>
-          <w:rFonts w:ascii="Times New Roman" w:hAnsi="Times New Roman"/>
-          <w:sz w:val="28"/>
-          <w:szCs w:val="28"/>
-        </w:rPr>
-        <w:t xml:space="preserve"> ПРОВОДНОЙ И БЕСПРОВОДНОЙ СЕТИ</w:t>
-      </w:r>
-    </w:p>
-    <w:p>
-      <w:pPr>
-        <w:pStyle w:val="Textbody"/>
-        <w:spacing w:line="240" w:lineRule="auto"/>
-        <w:ind w:firstLine="850"/>
-        <w:jc w:val="both"/>
-        <w:rPr>
-          <w:rFonts w:ascii="Times New Roman" w:hAnsi="Times New Roman"/>
-          <w:sz w:val="28"/>
-          <w:szCs w:val="28"/>
-        </w:rPr>
-      </w:pPr>
-      <w:r>
-        <w:rPr>
-          <w:rFonts w:ascii="Times New Roman" w:hAnsi="Times New Roman"/>
-          <w:sz w:val="28"/>
-          <w:szCs w:val="28"/>
-        </w:rPr>
-        <w:t>Настройка сети включает выбор типа подключения, ввод параметров безопасности и проверку связи. Для проводной сети достаточно подключить кабель и настроить IP, для беспроводной – выбрать SSID и ввести пароль. В обоих случаях п</w:t>
-      </w:r>
-      <w:r>
-        <w:rPr>
-          <w:rFonts w:ascii="Times New Roman" w:hAnsi="Times New Roman"/>
-          <w:sz w:val="28"/>
-          <w:szCs w:val="28"/>
-        </w:rPr>
-        <w:t>роверяется доступ в Интернет.</w:t>
+        <w:t xml:space="preserve">ICMP – это протокол служебных сообщений, используемый для диагностики и уведомления об ошибках в сети. Утилита </w:t>
+      </w:r>
+      <w:proofErr w:type="spellStart"/>
+      <w:r>
+        <w:rPr>
+          <w:rFonts w:ascii="Times New Roman" w:hAnsi="Times New Roman"/>
+          <w:sz w:val="28"/>
+          <w:szCs w:val="28"/>
+        </w:rPr>
+        <w:t>ping</w:t>
+      </w:r>
+      <w:proofErr w:type="spellEnd"/>
+      <w:r>
+        <w:rPr>
+          <w:rFonts w:ascii="Times New Roman" w:hAnsi="Times New Roman"/>
+          <w:sz w:val="28"/>
+          <w:szCs w:val="28"/>
+        </w:rPr>
+        <w:t xml:space="preserve"> отправляет эхо-запросы и получает ответы, проверяя доступность узла. </w:t>
+      </w:r>
+      <w:proofErr w:type="spellStart"/>
+      <w:r>
+        <w:rPr>
+          <w:rFonts w:ascii="Times New Roman" w:hAnsi="Times New Roman"/>
+          <w:sz w:val="28"/>
+          <w:szCs w:val="28"/>
+        </w:rPr>
+        <w:t>Traceroute</w:t>
+      </w:r>
+      <w:proofErr w:type="spellEnd"/>
+      <w:r>
+        <w:rPr>
+          <w:rFonts w:ascii="Times New Roman" w:hAnsi="Times New Roman"/>
+          <w:sz w:val="28"/>
+          <w:szCs w:val="28"/>
+        </w:rPr>
+        <w:t xml:space="preserve"> использует ICMP для определения маршрута пакетов.</w:t>
+      </w:r>
+    </w:p>
+    <w:p>
+      <w:pPr>
+        <w:pStyle w:val="Textbody"/>
+        <w:spacing w:line="240" w:lineRule="auto"/>
+        <w:ind w:firstLine="850"/>
+        <w:jc w:val="both"/>
+        <w:rPr>
+          <w:rFonts w:ascii="Times New Roman" w:hAnsi="Times New Roman"/>
+          <w:sz w:val="28"/>
+          <w:szCs w:val="28"/>
+        </w:rPr>
+      </w:pPr>
+    </w:p>
+    <w:p>
+      <w:pPr>
+        <w:pStyle w:val="Textbody"/>
+        <w:spacing w:line="240" w:lineRule="auto"/>
+        <w:jc w:val="center"/>
+        <w:rPr>
+          <w:rFonts w:ascii="Times New Roman" w:hAnsi="Times New Roman"/>
+          <w:sz w:val="28"/>
+          <w:szCs w:val="28"/>
+        </w:rPr>
+      </w:pPr>
+      <w:r>
+        <w:rPr>
+          <w:rFonts w:ascii="Times New Roman" w:hAnsi="Times New Roman"/>
+          <w:sz w:val="28"/>
+          <w:szCs w:val="28"/>
+        </w:rPr>
+        <w:t>НАСТРОЙКА ПРОВОДНОЙ И БЕСПРОВОДНОЙ СЕТИ</w:t>
+      </w:r>
+    </w:p>
+    <w:p>
+      <w:pPr>
+        <w:pStyle w:val="Textbody"/>
+        <w:spacing w:line="240" w:lineRule="auto"/>
+        <w:ind w:firstLine="850"/>
+        <w:jc w:val="both"/>
+        <w:rPr>
+          <w:rFonts w:ascii="Times New Roman" w:hAnsi="Times New Roman"/>
+          <w:sz w:val="28"/>
+          <w:szCs w:val="28"/>
+        </w:rPr>
+      </w:pPr>
+      <w:r>
+        <w:rPr>
+          <w:rFonts w:ascii="Times New Roman" w:hAnsi="Times New Roman"/>
+          <w:sz w:val="28"/>
+          <w:szCs w:val="28"/>
+        </w:rPr>
+        <w:t>Настройка сети включает выбор типа подключения, ввод параметров безопасности и проверку связи. Для проводной сети достаточно подключить кабель и настроить IP, для беспроводной – выбрать SSID и ввести пароль. В обоих случаях проверяется доступ в Интернет.</w:t>
       </w:r>
     </w:p>
     <w:p>
@@ -2057,15 +2233,25 @@
           <w:sz w:val="28"/>
           <w:szCs w:val="28"/>
         </w:rPr>
-        <w:t xml:space="preserve">Проводное подключение выполняется через Ethernet-кабель от устройства к маршрутизатору или коммутатору. После физического подключения настраивается IP-адресация и проверяется связь </w:t>
-      </w:r>
-      <w:r>
-        <w:rPr>
-          <w:rFonts w:ascii="Times New Roman" w:hAnsi="Times New Roman"/>
-          <w:sz w:val="28"/>
-          <w:szCs w:val="28"/>
-        </w:rPr>
-        <w:t>с шлюзом. При наличии DHCP адрес назначается автоматически.</w:t>
+        <w:t xml:space="preserve">Проводное подключение выполняется через </w:t>
+      </w:r>
+      <w:proofErr w:type="spellStart"/>
+      <w:r>
+        <w:rPr>
+          <w:rFonts w:ascii="Times New Roman" w:hAnsi="Times New Roman"/>
+          <w:sz w:val="28"/>
+          <w:szCs w:val="28"/>
+        </w:rPr>
+        <w:t>Ethernet</w:t>
+      </w:r>
+      <w:proofErr w:type="spellEnd"/>
+      <w:r>
+        <w:rPr>
+          <w:rFonts w:ascii="Times New Roman" w:hAnsi="Times New Roman"/>
+          <w:sz w:val="28"/>
+          <w:szCs w:val="28"/>
+        </w:rPr>
+        <w:t>-кабель от устройства к маршрутизатору или коммутатору. После физического подключения настраивается IP-адресация и проверяется связь с шлюзом. При наличии DHCP адрес назначается автоматически.</w:t>
       </w:r>
     </w:p>
     <w:p>
@@ -2119,15 +2305,7 @@
           <w:sz w:val="28"/>
           <w:szCs w:val="28"/>
         </w:rPr>
-        <w:t>Вход в маршрутизатор выполняется через браузер по адресу шлюза, обычно 192.168.0.1 или 192.168.1.1. Требуется ввести логин и пароль администратора. После входа до</w:t>
-      </w:r>
-      <w:r>
-        <w:rPr>
-          <w:rFonts w:ascii="Times New Roman" w:hAnsi="Times New Roman"/>
-          <w:sz w:val="28"/>
-          <w:szCs w:val="28"/>
-        </w:rPr>
-        <w:t>ступны настройки сети, безопасности и беспроводного режима.</w:t>
+        <w:t>Вход в маршрутизатор выполняется через браузер по адресу шлюза, обычно 192.168.0.1 или 192.168.1.1. Требуется ввести логин и пароль администратора. После входа доступны настройки сети, безопасности и беспроводного режима.</w:t>
       </w:r>
     </w:p>
     <w:p>
@@ -2182,15 +2360,25 @@
           <w:szCs w:val="28"/>
         </w:rPr>
         <w:lastRenderedPageBreak/>
-        <w:t>В интерфейсе маршрутизатора настраиваются параметры WAN и LAN, а также беспроводной режим. Для Wi-Fi задаются SSID, тип шифрования и пароль. Сохранение нас</w:t>
-      </w:r>
-      <w:r>
-        <w:rPr>
-          <w:rFonts w:ascii="Times New Roman" w:hAnsi="Times New Roman"/>
-          <w:sz w:val="28"/>
-          <w:szCs w:val="28"/>
-        </w:rPr>
-        <w:t>троек требует перезагрузки маршрутизатора.</w:t>
+        <w:t xml:space="preserve">В интерфейсе маршрутизатора настраиваются параметры WAN и LAN, а также беспроводной режим. Для </w:t>
+      </w:r>
+      <w:proofErr w:type="spellStart"/>
+      <w:r>
+        <w:rPr>
+          <w:rFonts w:ascii="Times New Roman" w:hAnsi="Times New Roman"/>
+          <w:sz w:val="28"/>
+          <w:szCs w:val="28"/>
+        </w:rPr>
+        <w:t>Wi-Fi</w:t>
+      </w:r>
+      <w:proofErr w:type="spellEnd"/>
+      <w:r>
+        <w:rPr>
+          <w:rFonts w:ascii="Times New Roman" w:hAnsi="Times New Roman"/>
+          <w:sz w:val="28"/>
+          <w:szCs w:val="28"/>
+        </w:rPr>
+        <w:t xml:space="preserve"> задаются SSID, тип шифрования и пароль. Сохранение настроек требует перезагрузки маршрутизатора.</w:t>
       </w:r>
     </w:p>
     <w:p>
@@ -2244,15 +2432,25 @@
           <w:sz w:val="28"/>
           <w:szCs w:val="28"/>
         </w:rPr>
-        <w:t>Ячеистая (mesh) сеть состоит из нескольких точек доступа, объединённых в единую систему с общим SSID. Она обеспечивает бесшовное покрытие и автоматическое переключение клиенто</w:t>
-      </w:r>
-      <w:r>
-        <w:rPr>
-          <w:rFonts w:ascii="Times New Roman" w:hAnsi="Times New Roman"/>
-          <w:sz w:val="28"/>
-          <w:szCs w:val="28"/>
-        </w:rPr>
-        <w:t>в. Настройка выполняется через приложение производителя или веб-интерфейс.</w:t>
+        <w:t>Ячеистая (</w:t>
+      </w:r>
+      <w:proofErr w:type="spellStart"/>
+      <w:r>
+        <w:rPr>
+          <w:rFonts w:ascii="Times New Roman" w:hAnsi="Times New Roman"/>
+          <w:sz w:val="28"/>
+          <w:szCs w:val="28"/>
+        </w:rPr>
+        <w:t>mesh</w:t>
+      </w:r>
+      <w:proofErr w:type="spellEnd"/>
+      <w:r>
+        <w:rPr>
+          <w:rFonts w:ascii="Times New Roman" w:hAnsi="Times New Roman"/>
+          <w:sz w:val="28"/>
+          <w:szCs w:val="28"/>
+        </w:rPr>
+        <w:t>) сеть состоит из нескольких точек доступа, объединённых в единую систему с общим SSID. Она обеспечивает бесшовное покрытие и автоматическое переключение клиентов. Настройка выполняется через приложение производителя или веб-интерфейс.</w:t>
       </w:r>
     </w:p>
     <w:p>
@@ -2300,21 +2498,113 @@
           <w:szCs w:val="28"/>
         </w:rPr>
       </w:pPr>
-      <w:r>
-        <w:rPr>
-          <w:rFonts w:ascii="Times New Roman" w:hAnsi="Times New Roman"/>
-          <w:sz w:val="28"/>
-          <w:szCs w:val="28"/>
-        </w:rPr>
-        <w:t xml:space="preserve">QoS (Quality of Service) позволяет приоритизировать трафик, важный для работы приложений: голос, видео, игры. Настройка QoS выполняется на маршрутизаторе </w:t>
-      </w:r>
-      <w:r>
-        <w:rPr>
-          <w:rFonts w:ascii="Times New Roman" w:hAnsi="Times New Roman"/>
-          <w:sz w:val="28"/>
-          <w:szCs w:val="28"/>
-        </w:rPr>
-        <w:t>путём задания правил и классов трафика. Это снижает задержки и потери пакетов.</w:t>
+      <w:proofErr w:type="spellStart"/>
+      <w:r>
+        <w:rPr>
+          <w:rFonts w:ascii="Times New Roman" w:hAnsi="Times New Roman"/>
+          <w:sz w:val="28"/>
+          <w:szCs w:val="28"/>
+        </w:rPr>
+        <w:t>QoS</w:t>
+      </w:r>
+      <w:proofErr w:type="spellEnd"/>
+      <w:r>
+        <w:rPr>
+          <w:rFonts w:ascii="Times New Roman" w:hAnsi="Times New Roman"/>
+          <w:sz w:val="28"/>
+          <w:szCs w:val="28"/>
+        </w:rPr>
+        <w:t xml:space="preserve"> (</w:t>
+      </w:r>
+      <w:proofErr w:type="spellStart"/>
+      <w:r>
+        <w:rPr>
+          <w:rFonts w:ascii="Times New Roman" w:hAnsi="Times New Roman"/>
+          <w:sz w:val="28"/>
+          <w:szCs w:val="28"/>
+        </w:rPr>
+        <w:t>Quality</w:t>
+      </w:r>
+      <w:proofErr w:type="spellEnd"/>
+      <w:r>
+        <w:rPr>
+          <w:rFonts w:ascii="Times New Roman" w:hAnsi="Times New Roman"/>
+          <w:sz w:val="28"/>
+          <w:szCs w:val="28"/>
+        </w:rPr>
+        <w:t xml:space="preserve"> </w:t>
+      </w:r>
+      <w:proofErr w:type="spellStart"/>
+      <w:r>
+        <w:rPr>
+          <w:rFonts w:ascii="Times New Roman" w:hAnsi="Times New Roman"/>
+          <w:sz w:val="28"/>
+          <w:szCs w:val="28"/>
+        </w:rPr>
+        <w:t>of</w:t>
+      </w:r>
+      <w:proofErr w:type="spellEnd"/>
+      <w:r>
+        <w:rPr>
+          <w:rFonts w:ascii="Times New Roman" w:hAnsi="Times New Roman"/>
+          <w:sz w:val="28"/>
+          <w:szCs w:val="28"/>
+        </w:rPr>
+        <w:t xml:space="preserve"> </w:t>
+      </w:r>
+      <w:proofErr w:type="spellStart"/>
+      <w:r>
+        <w:rPr>
+          <w:rFonts w:ascii="Times New Roman" w:hAnsi="Times New Roman"/>
+          <w:sz w:val="28"/>
+          <w:szCs w:val="28"/>
+        </w:rPr>
+        <w:t>Service</w:t>
+      </w:r>
+      <w:proofErr w:type="spellEnd"/>
+      <w:r>
+        <w:rPr>
+          <w:rFonts w:ascii="Times New Roman" w:hAnsi="Times New Roman"/>
+          <w:sz w:val="28"/>
+          <w:szCs w:val="28"/>
+        </w:rPr>
+        <w:t xml:space="preserve">) позволяет </w:t>
+      </w:r>
+      <w:proofErr w:type="spellStart"/>
+      <w:r>
+        <w:rPr>
+          <w:rFonts w:ascii="Times New Roman" w:hAnsi="Times New Roman"/>
+          <w:sz w:val="28"/>
+          <w:szCs w:val="28"/>
+        </w:rPr>
+        <w:t>приоритизировать</w:t>
+      </w:r>
+      <w:proofErr w:type="spellEnd"/>
+      <w:r>
+        <w:rPr>
+          <w:rFonts w:ascii="Times New Roman" w:hAnsi="Times New Roman"/>
+          <w:sz w:val="28"/>
+          <w:szCs w:val="28"/>
+        </w:rPr>
+        <w:t xml:space="preserve"> трафик, важный для работы приложений: голос, видео, игры. Настройка </w:t>
+      </w:r>
+      <w:proofErr w:type="spellStart"/>
+      <w:r>
+        <w:rPr>
+          <w:rFonts w:ascii="Times New Roman" w:hAnsi="Times New Roman"/>
+          <w:sz w:val="28"/>
+          <w:szCs w:val="28"/>
+        </w:rPr>
+        <w:t>QoS</w:t>
+      </w:r>
+      <w:proofErr w:type="spellEnd"/>
+      <w:r>
+        <w:rPr>
+          <w:rFonts w:ascii="Times New Roman" w:hAnsi="Times New Roman"/>
+          <w:sz w:val="28"/>
+          <w:szCs w:val="28"/>
+        </w:rPr>
+        <w:t xml:space="preserve"> выполняется на маршрутизаторе путём задания правил и классов трафика. Это снижает задержки и потери пакетов.</w:t>
       </w:r>
     </w:p>
     <w:p>
@@ -2368,15 +2658,61 @@
           <w:sz w:val="28"/>
           <w:szCs w:val="28"/>
         </w:rPr>
-        <w:t>В Packet Tracer подключение к беспроводной сети выполняется через добавление точки доступа и настройку клиентов. Необходимо задат</w:t>
-      </w:r>
-      <w:r>
-        <w:rPr>
-          <w:rFonts w:ascii="Times New Roman" w:hAnsi="Times New Roman"/>
-          <w:sz w:val="28"/>
-          <w:szCs w:val="28"/>
-        </w:rPr>
-        <w:t>ь SSID и параметры безопасности. Проверка связи выполняется командой ping.</w:t>
+        <w:t xml:space="preserve">В </w:t>
+      </w:r>
+      <w:proofErr w:type="spellStart"/>
+      <w:r>
+        <w:rPr>
+          <w:rFonts w:ascii="Times New Roman" w:hAnsi="Times New Roman"/>
+          <w:sz w:val="28"/>
+          <w:szCs w:val="28"/>
+        </w:rPr>
+        <w:t>Packet</w:t>
+      </w:r>
+      <w:proofErr w:type="spellEnd"/>
+      <w:r>
+        <w:rPr>
+          <w:rFonts w:ascii="Times New Roman" w:hAnsi="Times New Roman"/>
+          <w:sz w:val="28"/>
+          <w:szCs w:val="28"/>
+        </w:rPr>
+        <w:t xml:space="preserve"> </w:t>
+      </w:r>
+      <w:proofErr w:type="spellStart"/>
+      <w:r>
+        <w:rPr>
+          <w:rFonts w:ascii="Times New Roman" w:hAnsi="Times New Roman"/>
+          <w:sz w:val="28"/>
+          <w:szCs w:val="28"/>
+        </w:rPr>
+        <w:t>Tracer</w:t>
+      </w:r>
+      <w:proofErr w:type="spellEnd"/>
+      <w:r>
+        <w:rPr>
+          <w:rFonts w:ascii="Times New Roman" w:hAnsi="Times New Roman"/>
+          <w:sz w:val="28"/>
+          <w:szCs w:val="28"/>
+        </w:rPr>
+        <w:t xml:space="preserve"> подключение к беспроводной сети выполняется через добавление точки доступа и настройку клиентов. Необходимо задать SSID и параметры безопасности. Проверка связи выполняется командой </w:t>
+      </w:r>
+      <w:proofErr w:type="spellStart"/>
+      <w:r>
+        <w:rPr>
+          <w:rFonts w:ascii="Times New Roman" w:hAnsi="Times New Roman"/>
+          <w:sz w:val="28"/>
+          <w:szCs w:val="28"/>
+        </w:rPr>
+        <w:t>ping</w:t>
+      </w:r>
+      <w:proofErr w:type="spellEnd"/>
+      <w:r>
+        <w:rPr>
+          <w:rFonts w:ascii="Times New Roman" w:hAnsi="Times New Roman"/>
+          <w:sz w:val="28"/>
+          <w:szCs w:val="28"/>
+        </w:rPr>
+        <w:t>.</w:t>
       </w:r>
     </w:p>
     <w:p>
@@ -2430,15 +2766,7 @@
           <w:sz w:val="28"/>
           <w:szCs w:val="28"/>
         </w:rPr>
-        <w:t xml:space="preserve">В лабораторной работе настраивается беспроводной маршрутизатор: SSID, шифрование WPA2, пароль и канал. Клиенты подключаются к сети </w:t>
-      </w:r>
-      <w:r>
-        <w:rPr>
-          <w:rFonts w:ascii="Times New Roman" w:hAnsi="Times New Roman"/>
-          <w:sz w:val="28"/>
-          <w:szCs w:val="28"/>
-        </w:rPr>
-        <w:t>и проверяют доступ. Отрабатываются навыки устранения типовых проблем.</w:t>
+        <w:t>В лабораторной работе настраивается беспроводной маршрутизатор: SSID, шифрование WPA2, пароль и канал. Клиенты подключаются к сети и проверяют доступ. Отрабатываются навыки устранения типовых проблем.</w:t>
       </w:r>
     </w:p>
     <w:p>
@@ -2492,15 +2820,7 @@
           <w:sz w:val="28"/>
           <w:szCs w:val="28"/>
         </w:rPr>
-        <w:t xml:space="preserve">Межсетевой экран фильтрует трафик по правилам, основанным на IP-адресах, портах и протоколах. Настройка включает создание разрешающих и запрещающих правил. </w:t>
-      </w:r>
-      <w:r>
-        <w:rPr>
-          <w:rFonts w:ascii="Times New Roman" w:hAnsi="Times New Roman"/>
-          <w:sz w:val="28"/>
-          <w:szCs w:val="28"/>
-        </w:rPr>
-        <w:t>Правила применяются в порядке приоритета.</w:t>
+        <w:t>Межсетевой экран фильтрует трафик по правилам, основанным на IP-адресах, портах и протоколах. Настройка включает создание разрешающих и запрещающих правил. Правила применяются в порядке приоритета.</w:t>
       </w:r>
     </w:p>
     <w:p>
@@ -2572,6 +2892,7 @@
           <w:szCs w:val="28"/>
         </w:rPr>
       </w:pPr>
+      <w:proofErr w:type="spellStart"/>
       <w:r>
         <w:rPr>
           <w:rFonts w:ascii="Times New Roman" w:hAnsi="Times New Roman"/>
@@ -2579,15 +2900,124 @@
           <w:szCs w:val="28"/>
         </w:rPr>
         <w:lastRenderedPageBreak/>
-        <w:t>UPnP (Universal Plug and Play) позволяет приложениям автоматически открывать порты на маршрутизаторе. Это удобно для игр и медиасерверов, но снижает безопасность. Рекомендуется отключать UPnP, если он не ну</w:t>
-      </w:r>
-      <w:r>
-        <w:rPr>
-          <w:rFonts w:ascii="Times New Roman" w:hAnsi="Times New Roman"/>
-          <w:sz w:val="28"/>
-          <w:szCs w:val="28"/>
-        </w:rPr>
-        <w:t>жен.</w:t>
+        <w:t>UPnP</w:t>
+      </w:r>
+      <w:proofErr w:type="spellEnd"/>
+      <w:r>
+        <w:rPr>
+          <w:rFonts w:ascii="Times New Roman" w:hAnsi="Times New Roman"/>
+          <w:sz w:val="28"/>
+          <w:szCs w:val="28"/>
+        </w:rPr>
+        <w:t xml:space="preserve"> (</w:t>
+      </w:r>
+      <w:proofErr w:type="spellStart"/>
+      <w:r>
+        <w:rPr>
+          <w:rFonts w:ascii="Times New Roman" w:hAnsi="Times New Roman"/>
+          <w:sz w:val="28"/>
+          <w:szCs w:val="28"/>
+        </w:rPr>
+        <w:t>Universal</w:t>
+      </w:r>
+      <w:proofErr w:type="spellEnd"/>
+      <w:r>
+        <w:rPr>
+          <w:rFonts w:ascii="Times New Roman" w:hAnsi="Times New Roman"/>
+          <w:sz w:val="28"/>
+          <w:szCs w:val="28"/>
+        </w:rPr>
+        <w:t xml:space="preserve"> </w:t>
+      </w:r>
+      <w:proofErr w:type="spellStart"/>
+      <w:r>
+        <w:rPr>
+          <w:rFonts w:ascii="Times New Roman" w:hAnsi="Times New Roman"/>
+          <w:sz w:val="28"/>
+          <w:szCs w:val="28"/>
+        </w:rPr>
+        <w:t>Plug</w:t>
+      </w:r>
+      <w:proofErr w:type="spellEnd"/>
+      <w:r>
+        <w:rPr>
+          <w:rFonts w:ascii="Times New Roman" w:hAnsi="Times New Roman"/>
+          <w:sz w:val="28"/>
+          <w:szCs w:val="28"/>
+        </w:rPr>
+        <w:t xml:space="preserve"> </w:t>
+      </w:r>
+      <w:proofErr w:type="spellStart"/>
+      <w:r>
+        <w:rPr>
+          <w:rFonts w:ascii="Times New Roman" w:hAnsi="Times New Roman"/>
+          <w:sz w:val="28"/>
+          <w:szCs w:val="28"/>
+        </w:rPr>
+        <w:t>and</w:t>
+      </w:r>
+      <w:proofErr w:type="spellEnd"/>
+      <w:r>
+        <w:rPr>
+          <w:rFonts w:ascii="Times New Roman" w:hAnsi="Times New Roman"/>
+          <w:sz w:val="28"/>
+          <w:szCs w:val="28"/>
+        </w:rPr>
+        <w:t xml:space="preserve"> </w:t>
+      </w:r>
+      <w:proofErr w:type="spellStart"/>
+      <w:r>
+        <w:rPr>
+          <w:rFonts w:ascii="Times New Roman" w:hAnsi="Times New Roman"/>
+          <w:sz w:val="28"/>
+          <w:szCs w:val="28"/>
+        </w:rPr>
+        <w:t>Play</w:t>
+      </w:r>
+      <w:proofErr w:type="spellEnd"/>
+      <w:r>
+        <w:rPr>
+          <w:rFonts w:ascii="Times New Roman" w:hAnsi="Times New Roman"/>
+          <w:sz w:val="28"/>
+          <w:szCs w:val="28"/>
+        </w:rPr>
+        <w:t xml:space="preserve">) позволяет приложениям автоматически открывать порты на маршрутизаторе. Это удобно для игр и </w:t>
+      </w:r>
+      <w:proofErr w:type="spellStart"/>
+      <w:r>
+        <w:rPr>
+          <w:rFonts w:ascii="Times New Roman" w:hAnsi="Times New Roman"/>
+          <w:sz w:val="28"/>
+          <w:szCs w:val="28"/>
+        </w:rPr>
+        <w:t>медиасерверов</w:t>
+      </w:r>
+      <w:proofErr w:type="spellEnd"/>
+      <w:r>
+        <w:rPr>
+          <w:rFonts w:ascii="Times New Roman" w:hAnsi="Times New Roman"/>
+          <w:sz w:val="28"/>
+          <w:szCs w:val="28"/>
+        </w:rPr>
+        <w:t xml:space="preserve">, но снижает безопасность. Рекомендуется отключать </w:t>
+      </w:r>
+      <w:proofErr w:type="spellStart"/>
+      <w:r>
+        <w:rPr>
+          <w:rFonts w:ascii="Times New Roman" w:hAnsi="Times New Roman"/>
+          <w:sz w:val="28"/>
+          <w:szCs w:val="28"/>
+        </w:rPr>
+        <w:t>UPnP</w:t>
+      </w:r>
+      <w:proofErr w:type="spellEnd"/>
+      <w:r>
+        <w:rPr>
+          <w:rFonts w:ascii="Times New Roman" w:hAnsi="Times New Roman"/>
+          <w:sz w:val="28"/>
+          <w:szCs w:val="28"/>
+        </w:rPr>
+        <w:t>, если он не нужен.</w:t>
       </w:r>
     </w:p>
     <w:p>
@@ -2641,15 +3071,7 @@
           <w:sz w:val="28"/>
           <w:szCs w:val="28"/>
         </w:rPr>
-        <w:t xml:space="preserve">DMZ – это отдельный сегмент сети, в котором размещаются публичные серверы с ограниченным доступом к внутренней сети. Она снижает риск компрометации основных ресурсов. Настройка DMZ выполняется на межсетевом экране или </w:t>
-      </w:r>
-      <w:r>
-        <w:rPr>
-          <w:rFonts w:ascii="Times New Roman" w:hAnsi="Times New Roman"/>
-          <w:sz w:val="28"/>
-          <w:szCs w:val="28"/>
-        </w:rPr>
-        <w:t>маршрутизаторе.</w:t>
+        <w:t>DMZ – это отдельный сегмент сети, в котором размещаются публичные серверы с ограниченным доступом к внутренней сети. Она снижает риск компрометации основных ресурсов. Настройка DMZ выполняется на межсетевом экране или маршрутизаторе.</w:t>
       </w:r>
     </w:p>
     <w:p>
@@ -2703,15 +3125,43 @@
           <w:sz w:val="28"/>
           <w:szCs w:val="28"/>
         </w:rPr>
-        <w:t>Перенаправление портов (port forwarding) позволяет внешним клиентам обращаться к внутренним службам по определённому порту. На маршрутизаторе задаётся соответствие внешнего порта и внутреннего IP-адреса. Это использу</w:t>
-      </w:r>
-      <w:r>
-        <w:rPr>
-          <w:rFonts w:ascii="Times New Roman" w:hAnsi="Times New Roman"/>
-          <w:sz w:val="28"/>
-          <w:szCs w:val="28"/>
-        </w:rPr>
-        <w:t>ется для веб-серверов, игр и удалённого доступа.</w:t>
+        <w:t>Перенаправление портов (</w:t>
+      </w:r>
+      <w:proofErr w:type="spellStart"/>
+      <w:r>
+        <w:rPr>
+          <w:rFonts w:ascii="Times New Roman" w:hAnsi="Times New Roman"/>
+          <w:sz w:val="28"/>
+          <w:szCs w:val="28"/>
+        </w:rPr>
+        <w:t>port</w:t>
+      </w:r>
+      <w:proofErr w:type="spellEnd"/>
+      <w:r>
+        <w:rPr>
+          <w:rFonts w:ascii="Times New Roman" w:hAnsi="Times New Roman"/>
+          <w:sz w:val="28"/>
+          <w:szCs w:val="28"/>
+        </w:rPr>
+        <w:t xml:space="preserve"> </w:t>
+      </w:r>
+      <w:proofErr w:type="spellStart"/>
+      <w:r>
+        <w:rPr>
+          <w:rFonts w:ascii="Times New Roman" w:hAnsi="Times New Roman"/>
+          <w:sz w:val="28"/>
+          <w:szCs w:val="28"/>
+        </w:rPr>
+        <w:t>forwarding</w:t>
+      </w:r>
+      <w:proofErr w:type="spellEnd"/>
+      <w:r>
+        <w:rPr>
+          <w:rFonts w:ascii="Times New Roman" w:hAnsi="Times New Roman"/>
+          <w:sz w:val="28"/>
+          <w:szCs w:val="28"/>
+        </w:rPr>
+        <w:t>) позволяет внешним клиентам обращаться к внутренним службам по определённому порту. На маршрутизаторе задаётся соответствие внешнего порта и внутреннего IP-адреса. Это используется для веб-серверов, игр и удалённого доступа.</w:t>
       </w:r>
     </w:p>
     <w:p>
@@ -2765,15 +3215,7 @@
           <w:sz w:val="28"/>
           <w:szCs w:val="28"/>
         </w:rPr>
-        <w:t>Фильтрация MAC-адресов ограничивает доступ к сети по физическим адресам устройств. Создаётся список разрешённых или запрещённых адресов. Метод эффективен в небольшой сети, но легко об</w:t>
-      </w:r>
-      <w:r>
-        <w:rPr>
-          <w:rFonts w:ascii="Times New Roman" w:hAnsi="Times New Roman"/>
-          <w:sz w:val="28"/>
-          <w:szCs w:val="28"/>
-        </w:rPr>
-        <w:t>ходится подменой MAC.</w:t>
+        <w:t>Фильтрация MAC-адресов ограничивает доступ к сети по физическим адресам устройств. Создаётся список разрешённых или запрещённых адресов. Метод эффективен в небольшой сети, но легко обходится подменой MAC.</w:t>
       </w:r>
     </w:p>
     <w:p>
@@ -2827,15 +3269,7 @@
           <w:sz w:val="28"/>
           <w:szCs w:val="28"/>
         </w:rPr>
-        <w:t>Белый список разрешает доступ только указанным устройствам или сайтам, чёрный – блокирует перечисленные. Белые списки более безопасны, но требуют больше настройки. Чёрные списки удобны для быстрой б</w:t>
-      </w:r>
-      <w:r>
-        <w:rPr>
-          <w:rFonts w:ascii="Times New Roman" w:hAnsi="Times New Roman"/>
-          <w:sz w:val="28"/>
-          <w:szCs w:val="28"/>
-        </w:rPr>
-        <w:t>локировки известных угроз.</w:t>
+        <w:t>Белый список разрешает доступ только указанным устройствам или сайтам, чёрный – блокирует перечисленные. Белые списки более безопасны, но требуют больше настройки. Чёрные списки удобны для быстрой блокировки известных угроз.</w:t>
       </w:r>
     </w:p>
     <w:p>
@@ -2889,15 +3323,43 @@
           <w:sz w:val="28"/>
           <w:szCs w:val="28"/>
         </w:rPr>
-        <w:t>В Packet Tracer настраиваются правила межсетевого экрана на маршрутизаторе или сервере. Проверяется прохождение разрешённого и блокировка запрещённого трафика. Симуляция пом</w:t>
-      </w:r>
-      <w:r>
-        <w:rPr>
-          <w:rFonts w:ascii="Times New Roman" w:hAnsi="Times New Roman"/>
-          <w:sz w:val="28"/>
-          <w:szCs w:val="28"/>
-        </w:rPr>
-        <w:t>огает понять логику работы правил.</w:t>
+        <w:t xml:space="preserve">В </w:t>
+      </w:r>
+      <w:proofErr w:type="spellStart"/>
+      <w:r>
+        <w:rPr>
+          <w:rFonts w:ascii="Times New Roman" w:hAnsi="Times New Roman"/>
+          <w:sz w:val="28"/>
+          <w:szCs w:val="28"/>
+        </w:rPr>
+        <w:t>Packet</w:t>
+      </w:r>
+      <w:proofErr w:type="spellEnd"/>
+      <w:r>
+        <w:rPr>
+          <w:rFonts w:ascii="Times New Roman" w:hAnsi="Times New Roman"/>
+          <w:sz w:val="28"/>
+          <w:szCs w:val="28"/>
+        </w:rPr>
+        <w:t xml:space="preserve"> </w:t>
+      </w:r>
+      <w:proofErr w:type="spellStart"/>
+      <w:r>
+        <w:rPr>
+          <w:rFonts w:ascii="Times New Roman" w:hAnsi="Times New Roman"/>
+          <w:sz w:val="28"/>
+          <w:szCs w:val="28"/>
+        </w:rPr>
+        <w:t>Tracer</w:t>
+      </w:r>
+      <w:proofErr w:type="spellEnd"/>
+      <w:r>
+        <w:rPr>
+          <w:rFonts w:ascii="Times New Roman" w:hAnsi="Times New Roman"/>
+          <w:sz w:val="28"/>
+          <w:szCs w:val="28"/>
+        </w:rPr>
+        <w:t xml:space="preserve"> настраиваются правила межсетевого экрана на маршрутизаторе или сервере. Проверяется прохождение разрешённого и блокировка запрещённого трафика. Симуляция помогает понять логику работы правил.</w:t>
       </w:r>
     </w:p>
     <w:p>
@@ -2968,6 +3430,7 @@
           <w:szCs w:val="28"/>
         </w:rPr>
       </w:pPr>
+      <w:proofErr w:type="spellStart"/>
       <w:r>
         <w:rPr>
           <w:rFonts w:ascii="Times New Roman" w:hAnsi="Times New Roman"/>
@@ -2975,15 +3438,88 @@
           <w:szCs w:val="28"/>
         </w:rPr>
         <w:lastRenderedPageBreak/>
-        <w:t>IoT (Internet of Things) – это сеть физических устройств, оснащённых датчиками и подключённых к Интернету. Устройства собирают и обмениваются данными для автоматизации и мониторинга. Безопасность IoT тре</w:t>
-      </w:r>
-      <w:r>
-        <w:rPr>
-          <w:rFonts w:ascii="Times New Roman" w:hAnsi="Times New Roman"/>
-          <w:sz w:val="28"/>
-          <w:szCs w:val="28"/>
-        </w:rPr>
-        <w:t>бует особого внимания из-за ограниченных ресурсов устройств.</w:t>
+        <w:t>IoT</w:t>
+      </w:r>
+      <w:proofErr w:type="spellEnd"/>
+      <w:r>
+        <w:rPr>
+          <w:rFonts w:ascii="Times New Roman" w:hAnsi="Times New Roman"/>
+          <w:sz w:val="28"/>
+          <w:szCs w:val="28"/>
+        </w:rPr>
+        <w:t xml:space="preserve"> (</w:t>
+      </w:r>
+      <w:proofErr w:type="spellStart"/>
+      <w:r>
+        <w:rPr>
+          <w:rFonts w:ascii="Times New Roman" w:hAnsi="Times New Roman"/>
+          <w:sz w:val="28"/>
+          <w:szCs w:val="28"/>
+        </w:rPr>
+        <w:t>Internet</w:t>
+      </w:r>
+      <w:proofErr w:type="spellEnd"/>
+      <w:r>
+        <w:rPr>
+          <w:rFonts w:ascii="Times New Roman" w:hAnsi="Times New Roman"/>
+          <w:sz w:val="28"/>
+          <w:szCs w:val="28"/>
+        </w:rPr>
+        <w:t xml:space="preserve"> </w:t>
+      </w:r>
+      <w:proofErr w:type="spellStart"/>
+      <w:r>
+        <w:rPr>
+          <w:rFonts w:ascii="Times New Roman" w:hAnsi="Times New Roman"/>
+          <w:sz w:val="28"/>
+          <w:szCs w:val="28"/>
+        </w:rPr>
+        <w:t>of</w:t>
+      </w:r>
+      <w:proofErr w:type="spellEnd"/>
+      <w:r>
+        <w:rPr>
+          <w:rFonts w:ascii="Times New Roman" w:hAnsi="Times New Roman"/>
+          <w:sz w:val="28"/>
+          <w:szCs w:val="28"/>
+        </w:rPr>
+        <w:t xml:space="preserve"> </w:t>
+      </w:r>
+      <w:proofErr w:type="spellStart"/>
+      <w:r>
+        <w:rPr>
+          <w:rFonts w:ascii="Times New Roman" w:hAnsi="Times New Roman"/>
+          <w:sz w:val="28"/>
+          <w:szCs w:val="28"/>
+        </w:rPr>
+        <w:t>Things</w:t>
+      </w:r>
+      <w:proofErr w:type="spellEnd"/>
+      <w:r>
+        <w:rPr>
+          <w:rFonts w:ascii="Times New Roman" w:hAnsi="Times New Roman"/>
+          <w:sz w:val="28"/>
+          <w:szCs w:val="28"/>
+        </w:rPr>
+        <w:t xml:space="preserve">) – это сеть физических устройств, оснащённых датчиками и подключённых к Интернету. Устройства собирают и обмениваются данными для автоматизации и мониторинга. Безопасность </w:t>
+      </w:r>
+      <w:proofErr w:type="spellStart"/>
+      <w:r>
+        <w:rPr>
+          <w:rFonts w:ascii="Times New Roman" w:hAnsi="Times New Roman"/>
+          <w:sz w:val="28"/>
+          <w:szCs w:val="28"/>
+        </w:rPr>
+        <w:t>IoT</w:t>
+      </w:r>
+      <w:proofErr w:type="spellEnd"/>
+      <w:r>
+        <w:rPr>
+          <w:rFonts w:ascii="Times New Roman" w:hAnsi="Times New Roman"/>
+          <w:sz w:val="28"/>
+          <w:szCs w:val="28"/>
+        </w:rPr>
+        <w:t xml:space="preserve"> требует особого внимания из-за ограниченных ресурсов устройств.</w:t>
       </w:r>
     </w:p>
     <w:p>
@@ -3031,21 +3567,59 @@
           <w:szCs w:val="28"/>
         </w:rPr>
       </w:pPr>
-      <w:r>
-        <w:rPr>
-          <w:rFonts w:ascii="Times New Roman" w:hAnsi="Times New Roman"/>
-          <w:sz w:val="28"/>
-          <w:szCs w:val="28"/>
-        </w:rPr>
-        <w:t xml:space="preserve">Packet Tracer поддерживает модели IoT-устройств: датчики, камеры, умные лампы и контроллеры. Они подключаются к сети и настраиваются через веб-интерфейс или шлюз. </w:t>
-      </w:r>
-      <w:r>
-        <w:rPr>
-          <w:rFonts w:ascii="Times New Roman" w:hAnsi="Times New Roman"/>
-          <w:sz w:val="28"/>
-          <w:szCs w:val="28"/>
-        </w:rPr>
-        <w:t>Симулятор позволяет создавать сценарии умного дома и города.</w:t>
+      <w:proofErr w:type="spellStart"/>
+      <w:r>
+        <w:rPr>
+          <w:rFonts w:ascii="Times New Roman" w:hAnsi="Times New Roman"/>
+          <w:sz w:val="28"/>
+          <w:szCs w:val="28"/>
+        </w:rPr>
+        <w:t>Packet</w:t>
+      </w:r>
+      <w:proofErr w:type="spellEnd"/>
+      <w:r>
+        <w:rPr>
+          <w:rFonts w:ascii="Times New Roman" w:hAnsi="Times New Roman"/>
+          <w:sz w:val="28"/>
+          <w:szCs w:val="28"/>
+        </w:rPr>
+        <w:t xml:space="preserve"> </w:t>
+      </w:r>
+      <w:proofErr w:type="spellStart"/>
+      <w:r>
+        <w:rPr>
+          <w:rFonts w:ascii="Times New Roman" w:hAnsi="Times New Roman"/>
+          <w:sz w:val="28"/>
+          <w:szCs w:val="28"/>
+        </w:rPr>
+        <w:t>Tracer</w:t>
+      </w:r>
+      <w:proofErr w:type="spellEnd"/>
+      <w:r>
+        <w:rPr>
+          <w:rFonts w:ascii="Times New Roman" w:hAnsi="Times New Roman"/>
+          <w:sz w:val="28"/>
+          <w:szCs w:val="28"/>
+        </w:rPr>
+        <w:t xml:space="preserve"> поддерживает модели </w:t>
+      </w:r>
+      <w:proofErr w:type="spellStart"/>
+      <w:r>
+        <w:rPr>
+          <w:rFonts w:ascii="Times New Roman" w:hAnsi="Times New Roman"/>
+          <w:sz w:val="28"/>
+          <w:szCs w:val="28"/>
+        </w:rPr>
+        <w:t>IoT</w:t>
+      </w:r>
+      <w:proofErr w:type="spellEnd"/>
+      <w:r>
+        <w:rPr>
+          <w:rFonts w:ascii="Times New Roman" w:hAnsi="Times New Roman"/>
+          <w:sz w:val="28"/>
+          <w:szCs w:val="28"/>
+        </w:rPr>
+        <w:t>-устройств: датчики, камеры, умные лампы и контроллеры. Они подключаются к сети и настраиваются через веб-интерфейс или шлюз. Симулятор позволяет создавать сценарии умного дома и города.</w:t>
       </w:r>
     </w:p>
     <w:p>
@@ -3099,15 +3673,61 @@
           <w:sz w:val="28"/>
           <w:szCs w:val="28"/>
         </w:rPr>
-        <w:t>В Packet Tracer управление IoT-устройствами выполняется через вкладку настройки и удалённый доступ. Можно задавать условия срабатывания и связывать уст</w:t>
-      </w:r>
-      <w:r>
-        <w:rPr>
-          <w:rFonts w:ascii="Times New Roman" w:hAnsi="Times New Roman"/>
-          <w:sz w:val="28"/>
-          <w:szCs w:val="28"/>
-        </w:rPr>
-        <w:t>ройства между собой. Это демонстрирует принципы автоматизации.</w:t>
+        <w:t xml:space="preserve">В </w:t>
+      </w:r>
+      <w:proofErr w:type="spellStart"/>
+      <w:r>
+        <w:rPr>
+          <w:rFonts w:ascii="Times New Roman" w:hAnsi="Times New Roman"/>
+          <w:sz w:val="28"/>
+          <w:szCs w:val="28"/>
+        </w:rPr>
+        <w:t>Packet</w:t>
+      </w:r>
+      <w:proofErr w:type="spellEnd"/>
+      <w:r>
+        <w:rPr>
+          <w:rFonts w:ascii="Times New Roman" w:hAnsi="Times New Roman"/>
+          <w:sz w:val="28"/>
+          <w:szCs w:val="28"/>
+        </w:rPr>
+        <w:t xml:space="preserve"> </w:t>
+      </w:r>
+      <w:proofErr w:type="spellStart"/>
+      <w:r>
+        <w:rPr>
+          <w:rFonts w:ascii="Times New Roman" w:hAnsi="Times New Roman"/>
+          <w:sz w:val="28"/>
+          <w:szCs w:val="28"/>
+        </w:rPr>
+        <w:t>Tracer</w:t>
+      </w:r>
+      <w:proofErr w:type="spellEnd"/>
+      <w:r>
+        <w:rPr>
+          <w:rFonts w:ascii="Times New Roman" w:hAnsi="Times New Roman"/>
+          <w:sz w:val="28"/>
+          <w:szCs w:val="28"/>
+        </w:rPr>
+        <w:t xml:space="preserve"> управление </w:t>
+      </w:r>
+      <w:proofErr w:type="spellStart"/>
+      <w:r>
+        <w:rPr>
+          <w:rFonts w:ascii="Times New Roman" w:hAnsi="Times New Roman"/>
+          <w:sz w:val="28"/>
+          <w:szCs w:val="28"/>
+        </w:rPr>
+        <w:t>IoT</w:t>
+      </w:r>
+      <w:proofErr w:type="spellEnd"/>
+      <w:r>
+        <w:rPr>
+          <w:rFonts w:ascii="Times New Roman" w:hAnsi="Times New Roman"/>
+          <w:sz w:val="28"/>
+          <w:szCs w:val="28"/>
+        </w:rPr>
+        <w:t>-устройствами выполняется через вкладку настройки и удалённый доступ. Можно задавать условия срабатывания и связывать устройства между собой. Это демонстрирует принципы автоматизации.</w:t>
       </w:r>
     </w:p>
     <w:p>
@@ -3161,15 +3781,7 @@
           <w:sz w:val="28"/>
           <w:szCs w:val="28"/>
         </w:rPr>
-        <w:t xml:space="preserve">Процесс устранения неисправностей – это систематический подход к выявлению и решению проблем в сети. Он включает сбор информации, анализ, выдвижение гипотез, </w:t>
-      </w:r>
-      <w:r>
-        <w:rPr>
-          <w:rFonts w:ascii="Times New Roman" w:hAnsi="Times New Roman"/>
-          <w:sz w:val="28"/>
-          <w:szCs w:val="28"/>
-        </w:rPr>
-        <w:t>проверку и документирование. Последовательность шагов повышает эффективность диагностики.</w:t>
+        <w:t>Процесс устранения неисправностей – это систематический подход к выявлению и решению проблем в сети. Он включает сбор информации, анализ, выдвижение гипотез, проверку и документирование. Последовательность шагов повышает эффективность диагностики.</w:t>
       </w:r>
     </w:p>
     <w:p>
@@ -3223,15 +3835,7 @@
           <w:sz w:val="28"/>
           <w:szCs w:val="28"/>
         </w:rPr>
-        <w:t>Первый шаг – сбор информации от пользователя и выявление симптомов. Необходимо уточнить, когда возникла проблема и какие действия ей предше</w:t>
-      </w:r>
-      <w:r>
-        <w:rPr>
-          <w:rFonts w:ascii="Times New Roman" w:hAnsi="Times New Roman"/>
-          <w:sz w:val="28"/>
-          <w:szCs w:val="28"/>
-        </w:rPr>
-        <w:t>ствовали. Чёткая формулировка проблемы ускоряет дальнейшую диагностику.</w:t>
+        <w:t>Первый шаг – сбор информации от пользователя и выявление симптомов. Необходимо уточнить, когда возникла проблема и какие действия ей предшествовали. Чёткая формулировка проблемы ускоряет дальнейшую диагностику.</w:t>
       </w:r>
     </w:p>
     <w:p>
@@ -3285,15 +3889,7 @@
           <w:sz w:val="28"/>
           <w:szCs w:val="28"/>
         </w:rPr>
-        <w:t>Повторное определение сути проблемы подчёркивает важность уточнения деталей и перепроверки исходных данных. Иногда первоначальное описание оказывает</w:t>
-      </w:r>
-      <w:r>
-        <w:rPr>
-          <w:rFonts w:ascii="Times New Roman" w:hAnsi="Times New Roman"/>
-          <w:sz w:val="28"/>
-          <w:szCs w:val="28"/>
-        </w:rPr>
-        <w:t>ся неточным. Возврат к этому шагу помогает избежать неверных выводов.</w:t>
+        <w:t>Повторное определение сути проблемы подчёркивает важность уточнения деталей и перепроверки исходных данных. Иногда первоначальное описание оказывается неточным. Возврат к этому шагу помогает избежать неверных выводов.</w:t>
       </w:r>
     </w:p>
     <w:p>
@@ -3348,15 +3944,7 @@
           <w:szCs w:val="28"/>
         </w:rPr>
         <w:lastRenderedPageBreak/>
-        <w:t xml:space="preserve">На этом этапе выдвинутые гипотезы проверяются с помощью диагностических средств. Если гипотеза не подтверждается, выдвигается новая. Цель </w:t>
-      </w:r>
-      <w:r>
-        <w:rPr>
-          <w:rFonts w:ascii="Times New Roman" w:hAnsi="Times New Roman"/>
-          <w:sz w:val="28"/>
-          <w:szCs w:val="28"/>
-        </w:rPr>
-        <w:t>– точно установить причину, а не устранить симптом.</w:t>
+        <w:t>На этом этапе выдвинутые гипотезы проверяются с помощью диагностических средств. Если гипотеза не подтверждается, выдвигается новая. Цель – точно установить причину, а не устранить симптом.</w:t>
       </w:r>
     </w:p>
     <w:p>
@@ -3410,15 +3998,7 @@
           <w:sz w:val="28"/>
           <w:szCs w:val="28"/>
         </w:rPr>
-        <w:t>После установления причины разрабатывается план устранения с учётом рисков. План реализуется поэтапно с фиксацией результатов. При необ</w:t>
-      </w:r>
-      <w:r>
-        <w:rPr>
-          <w:rFonts w:ascii="Times New Roman" w:hAnsi="Times New Roman"/>
-          <w:sz w:val="28"/>
-          <w:szCs w:val="28"/>
-        </w:rPr>
-        <w:t>ходимости в план вносятся коррективы.</w:t>
+        <w:t>После установления причины разрабатывается план устранения с учётом рисков. План реализуется поэтапно с фиксацией результатов. При необходимости в план вносятся коррективы.</w:t>
       </w:r>
     </w:p>
     <w:p>
@@ -3472,15 +4052,7 @@
           <w:sz w:val="28"/>
           <w:szCs w:val="28"/>
         </w:rPr>
-        <w:t>После устранения неисправности проверяется работа системы в целом. При необходимости принимаются профилактические меры д</w:t>
-      </w:r>
-      <w:r>
-        <w:rPr>
-          <w:rFonts w:ascii="Times New Roman" w:hAnsi="Times New Roman"/>
-          <w:sz w:val="28"/>
-          <w:szCs w:val="28"/>
-        </w:rPr>
-        <w:t>ля предотвращения повторения проблемы. Это завершает цикл диагностики.</w:t>
+        <w:t>После устранения неисправности проверяется работа системы в целом. При необходимости принимаются профилактические меры для предотвращения повторения проблемы. Это завершает цикл диагностики.</w:t>
       </w:r>
     </w:p>
     <w:p>
@@ -3534,15 +4106,7 @@
           <w:sz w:val="28"/>
           <w:szCs w:val="28"/>
         </w:rPr>
-        <w:t>Все этапы работы фиксируются: описание проблемы, гипотезы, действия и результат. Документация помогает быстрее решать ана</w:t>
-      </w:r>
-      <w:r>
-        <w:rPr>
-          <w:rFonts w:ascii="Times New Roman" w:hAnsi="Times New Roman"/>
-          <w:sz w:val="28"/>
-          <w:szCs w:val="28"/>
-        </w:rPr>
-        <w:t>логичные проблемы в будущем. Она также служит основой для отчётности.</w:t>
+        <w:t>Все этапы работы фиксируются: описание проблемы, гипотезы, действия и результат. Документация помогает быстрее решать аналогичные проблемы в будущем. Она также служит основой для отчётности.</w:t>
       </w:r>
     </w:p>
     <w:p>
@@ -3687,15 +4251,7 @@
           <w:sz w:val="28"/>
           <w:szCs w:val="28"/>
         </w:rPr>
-        <w:t xml:space="preserve">К типичным сетевым проблемам относятся отсутствие связи, низкая скорость, конфликты IP-адресов и сбои DNS. Решения зависят от причины: проверка </w:t>
-      </w:r>
-      <w:r>
-        <w:rPr>
-          <w:rFonts w:ascii="Times New Roman" w:hAnsi="Times New Roman"/>
-          <w:sz w:val="28"/>
-          <w:szCs w:val="28"/>
-        </w:rPr>
-        <w:t>кабеля, обновление драйверов, перезагрузка оборудования. Знание типовых проблем ускоряет диагностику.</w:t>
+        <w:t>К типичным сетевым проблемам относятся отсутствие связи, низкая скорость, конфликты IP-адресов и сбои DNS. Решения зависят от причины: проверка кабеля, обновление драйверов, перезагрузка оборудования. Знание типовых проблем ускоряет диагностику.</w:t>
       </w:r>
     </w:p>
     <w:p>
@@ -3749,15 +4305,7 @@
           <w:sz w:val="28"/>
           <w:szCs w:val="28"/>
         </w:rPr>
-        <w:t>Нестандартные проблемы включают блокировку FTP-портов межс</w:t>
-      </w:r>
-      <w:r>
-        <w:rPr>
-          <w:rFonts w:ascii="Times New Roman" w:hAnsi="Times New Roman"/>
-          <w:sz w:val="28"/>
-          <w:szCs w:val="28"/>
-        </w:rPr>
-        <w:t>етевым экраном, ошибки аутентификации и проблемы с сертификатами при HTTPS. Решение требует проверки правил фильтрации, настроек клиента и времени системы. Документирование таких случаев помогает в будущем.</w:t>
+        <w:t>Нестандартные проблемы включают блокировку FTP-портов межсетевым экраном, ошибки аутентификации и проблемы с сертификатами при HTTPS. Решение требует проверки правил фильтрации, настроек клиента и времени системы. Документирование таких случаев помогает в будущем.</w:t>
       </w:r>
     </w:p>
     <w:p>
@@ -3808,23 +4356,61 @@
           <w:sz w:val="28"/>
           <w:szCs w:val="28"/>
         </w:rPr>
-        <w:t>Лабораторная работа охватывает ключевые ас</w:t>
-      </w:r>
-      <w:r>
-        <w:rPr>
-          <w:rFonts w:ascii="Times New Roman" w:hAnsi="Times New Roman"/>
-          <w:sz w:val="28"/>
-          <w:szCs w:val="28"/>
-        </w:rPr>
-        <w:t>пекты IP-адресации, настройки сетевых устройств, межсетевого экрана и IoT. Понимание форматов адресов, методов настройки и принципов безопасности необходимо для работы с современными сетями. Практические задания в Packet Tracer закрепляют теоретический мат</w:t>
-      </w:r>
-      <w:r>
-        <w:rPr>
-          <w:rFonts w:ascii="Times New Roman" w:hAnsi="Times New Roman"/>
-          <w:sz w:val="28"/>
-          <w:szCs w:val="28"/>
-        </w:rPr>
-        <w:t>ериал и развивают навыки диагностики.</w:t>
+        <w:t xml:space="preserve">Лабораторная работа охватывает ключевые аспекты IP-адресации, настройки сетевых устройств, межсетевого экрана и </w:t>
+      </w:r>
+      <w:proofErr w:type="spellStart"/>
+      <w:r>
+        <w:rPr>
+          <w:rFonts w:ascii="Times New Roman" w:hAnsi="Times New Roman"/>
+          <w:sz w:val="28"/>
+          <w:szCs w:val="28"/>
+        </w:rPr>
+        <w:t>IoT</w:t>
+      </w:r>
+      <w:proofErr w:type="spellEnd"/>
+      <w:r>
+        <w:rPr>
+          <w:rFonts w:ascii="Times New Roman" w:hAnsi="Times New Roman"/>
+          <w:sz w:val="28"/>
+          <w:szCs w:val="28"/>
+        </w:rPr>
+        <w:t xml:space="preserve">. Понимание форматов адресов, методов настройки и принципов безопасности необходимо для работы с современными сетями. Практические задания в </w:t>
+      </w:r>
+      <w:proofErr w:type="spellStart"/>
+      <w:r>
+        <w:rPr>
+          <w:rFonts w:ascii="Times New Roman" w:hAnsi="Times New Roman"/>
+          <w:sz w:val="28"/>
+          <w:szCs w:val="28"/>
+        </w:rPr>
+        <w:t>Packet</w:t>
+      </w:r>
+      <w:proofErr w:type="spellEnd"/>
+      <w:r>
+        <w:rPr>
+          <w:rFonts w:ascii="Times New Roman" w:hAnsi="Times New Roman"/>
+          <w:sz w:val="28"/>
+          <w:szCs w:val="28"/>
+        </w:rPr>
+        <w:t xml:space="preserve"> </w:t>
+      </w:r>
+      <w:proofErr w:type="spellStart"/>
+      <w:r>
+        <w:rPr>
+          <w:rFonts w:ascii="Times New Roman" w:hAnsi="Times New Roman"/>
+          <w:sz w:val="28"/>
+          <w:szCs w:val="28"/>
+        </w:rPr>
+        <w:t>Tracer</w:t>
+      </w:r>
+      <w:proofErr w:type="spellEnd"/>
+      <w:r>
+        <w:rPr>
+          <w:rFonts w:ascii="Times New Roman" w:hAnsi="Times New Roman"/>
+          <w:sz w:val="28"/>
+          <w:szCs w:val="28"/>
+        </w:rPr>
+        <w:t xml:space="preserve"> закрепляют теоретический материал и развивают навыки диагностики.</w:t>
       </w:r>
     </w:p>
     <w:p>
@@ -3904,17 +4490,21 @@
       <w:r>
         <w:rPr>
           <w:rFonts w:ascii="Times New Roman" w:hAnsi="Times New Roman"/>
+          <w:b/>
+          <w:sz w:val="28"/>
+          <w:szCs w:val="28"/>
+        </w:rPr>
+        <w:t xml:space="preserve"> </w:t>
+      </w:r>
+      <w:bookmarkStart w:id="0" w:name="_GoBack"/>
+      <w:bookmarkEnd w:id="0"/>
+      <w:r>
+        <w:rPr>
+          <w:rFonts w:ascii="Times New Roman" w:hAnsi="Times New Roman"/>
           <w:sz w:val="28"/>
           <w:szCs w:val="28"/>
         </w:rPr>
         <w:t>MAC-адрес представляет собой физический адрес канального уровня и обеспечивает доставку данных внутри локального сегмента, тогда как IP-адрес является логическим адресом сетевого уровня и служит для маршрутизации между сетями.</w:t>
-      </w:r>
-      <w:r>
-        <w:rPr>
-          <w:rFonts w:ascii="Times New Roman" w:hAnsi="Times New Roman"/>
-          <w:sz w:val="28"/>
-          <w:szCs w:val="28"/>
-        </w:rPr>
       </w:r>
     </w:p>
     <w:p>
@@ -3938,7 +4528,25 @@
           <w:sz w:val="28"/>
           <w:szCs w:val="28"/>
         </w:rPr>
-        <w:t>Зачем нужны link-local адреса в IPv4 и IPv6? </w:t>
+        <w:t xml:space="preserve">Зачем нужны </w:t>
+      </w:r>
+      <w:proofErr w:type="spellStart"/>
+      <w:r>
+        <w:rPr>
+          <w:rFonts w:ascii="Times New Roman" w:hAnsi="Times New Roman"/>
+          <w:sz w:val="28"/>
+          <w:szCs w:val="28"/>
+        </w:rPr>
+        <w:t>link-local</w:t>
+      </w:r>
+      <w:proofErr w:type="spellEnd"/>
+      <w:r>
+        <w:rPr>
+          <w:rFonts w:ascii="Times New Roman" w:hAnsi="Times New Roman"/>
+          <w:sz w:val="28"/>
+          <w:szCs w:val="28"/>
+        </w:rPr>
+        <w:t xml:space="preserve"> адреса в IPv4 и IPv6? </w:t>
       </w:r>
     </w:p>
     <w:p>
@@ -3960,6 +4568,15 @@
           <w:szCs w:val="28"/>
         </w:rPr>
         <w:t>Ответ:</w:t>
+      </w:r>
+      <w:r>
+        <w:rPr>
+          <w:rFonts w:ascii="Times New Roman" w:hAnsi="Times New Roman"/>
+          <w:b/>
+          <w:sz w:val="28"/>
+          <w:szCs w:val="28"/>
+        </w:rPr>
+        <w:t xml:space="preserve"> </w:t>
       </w:r>
       <w:r>
         <w:rPr>
@@ -3991,15 +4608,7 @@
           <w:sz w:val="28"/>
           <w:szCs w:val="28"/>
         </w:rPr>
-        <w:t>В чём преимущество</w:t>
-      </w:r>
-      <w:r>
-        <w:rPr>
-          <w:rFonts w:ascii="Times New Roman" w:hAnsi="Times New Roman"/>
-          <w:sz w:val="28"/>
-          <w:szCs w:val="28"/>
-        </w:rPr>
-        <w:t xml:space="preserve"> динамической адресации перед статической? </w:t>
+        <w:t>В чём преимущество динамической адресации перед статической? </w:t>
       </w:r>
     </w:p>
     <w:p>
@@ -4021,6 +4630,15 @@
           <w:szCs w:val="28"/>
         </w:rPr>
         <w:t>Ответ:</w:t>
+      </w:r>
+      <w:r>
+        <w:rPr>
+          <w:rFonts w:ascii="Times New Roman" w:hAnsi="Times New Roman"/>
+          <w:b/>
+          <w:sz w:val="28"/>
+          <w:szCs w:val="28"/>
+        </w:rPr>
+        <w:t xml:space="preserve"> </w:t>
       </w:r>
       <w:r>
         <w:rPr>
@@ -4052,15 +4670,26 @@
           <w:sz w:val="28"/>
           <w:szCs w:val="28"/>
         </w:rPr>
-        <w:t>Почему UPnP рекомендуется о</w:t>
-      </w:r>
-      <w:r>
-        <w:rPr>
-          <w:rFonts w:ascii="Times New Roman" w:hAnsi="Times New Roman"/>
-          <w:sz w:val="28"/>
-          <w:szCs w:val="28"/>
-        </w:rPr>
-        <w:t>тключать, если он не используется? </w:t>
+        <w:lastRenderedPageBreak/>
+        <w:t xml:space="preserve">Почему </w:t>
+      </w:r>
+      <w:proofErr w:type="spellStart"/>
+      <w:r>
+        <w:rPr>
+          <w:rFonts w:ascii="Times New Roman" w:hAnsi="Times New Roman"/>
+          <w:sz w:val="28"/>
+          <w:szCs w:val="28"/>
+        </w:rPr>
+        <w:t>UPnP</w:t>
+      </w:r>
+      <w:proofErr w:type="spellEnd"/>
+      <w:r>
+        <w:rPr>
+          <w:rFonts w:ascii="Times New Roman" w:hAnsi="Times New Roman"/>
+          <w:sz w:val="28"/>
+          <w:szCs w:val="28"/>
+        </w:rPr>
+        <w:t xml:space="preserve"> рекомендуется отключать, если он не используется? </w:t>
       </w:r>
     </w:p>
     <w:p>
@@ -4081,16 +4710,34 @@
           <w:sz w:val="28"/>
           <w:szCs w:val="28"/>
         </w:rPr>
-        <w:lastRenderedPageBreak/>
         <w:t>Ответ:</w:t>
       </w:r>
       <w:r>
         <w:rPr>
           <w:rFonts w:ascii="Times New Roman" w:hAnsi="Times New Roman"/>
-          <w:sz w:val="28"/>
-          <w:szCs w:val="28"/>
-        </w:rPr>
-        <w:t>UPnP даёт приложениям возможность самостоятельно открывать порты, что ослабляет защиту и может быть использовано злоумышленниками.</w:t>
+          <w:b/>
+          <w:sz w:val="28"/>
+          <w:szCs w:val="28"/>
+        </w:rPr>
+        <w:t xml:space="preserve"> </w:t>
+      </w:r>
+      <w:proofErr w:type="spellStart"/>
+      <w:r>
+        <w:rPr>
+          <w:rFonts w:ascii="Times New Roman" w:hAnsi="Times New Roman"/>
+          <w:sz w:val="28"/>
+          <w:szCs w:val="28"/>
+        </w:rPr>
+        <w:t>UPnP</w:t>
+      </w:r>
+      <w:proofErr w:type="spellEnd"/>
+      <w:r>
+        <w:rPr>
+          <w:rFonts w:ascii="Times New Roman" w:hAnsi="Times New Roman"/>
+          <w:sz w:val="28"/>
+          <w:szCs w:val="28"/>
+        </w:rPr>
+        <w:t xml:space="preserve"> даёт приложениям возможность самостоятельно открывать порты, что ослабляет защиту и может быть использовано злоумышленниками.</w:t>
       </w:r>
     </w:p>
     <w:p>
@@ -4140,17 +4787,19 @@
       <w:r>
         <w:rPr>
           <w:rFonts w:ascii="Times New Roman" w:hAnsi="Times New Roman"/>
+          <w:b/>
+          <w:sz w:val="28"/>
+          <w:szCs w:val="28"/>
+        </w:rPr>
+        <w:t xml:space="preserve"> </w:t>
+      </w:r>
+      <w:r>
+        <w:rPr>
+          <w:rFonts w:ascii="Times New Roman" w:hAnsi="Times New Roman"/>
           <w:sz w:val="28"/>
           <w:szCs w:val="28"/>
         </w:rPr>
         <w:t>Белый список допускает к доступу только перечисленные устройства или сайты, тогда как чёрный запрещает доступ перечисленным, а всем остальным его разрешает.</w:t>
-      </w:r>
-      <w:r>
-        <w:rPr>
-          <w:rFonts w:ascii="Times New Roman" w:hAnsi="Times New Roman"/>
-          <w:sz w:val="28"/>
-          <w:szCs w:val="28"/>
-        </w:rPr>
       </w:r>
     </w:p>
     <w:p>
@@ -4200,17 +4849,19 @@
       <w:r>
         <w:rPr>
           <w:rFonts w:ascii="Times New Roman" w:hAnsi="Times New Roman"/>
+          <w:b/>
+          <w:sz w:val="28"/>
+          <w:szCs w:val="28"/>
+        </w:rPr>
+        <w:t xml:space="preserve"> </w:t>
+      </w:r>
+      <w:r>
+        <w:rPr>
+          <w:rFonts w:ascii="Times New Roman" w:hAnsi="Times New Roman"/>
           <w:sz w:val="28"/>
           <w:szCs w:val="28"/>
         </w:rPr>
         <w:t>Зафиксированные данные позволяют в дальнейшем быстрее устранять аналогичные неполадки и служат материалом для анализа и подготовки отчётности.</w:t>
-      </w:r>
-      <w:r>
-        <w:rPr>
-          <w:rFonts w:ascii="Times New Roman" w:hAnsi="Times New Roman"/>
-          <w:sz w:val="28"/>
-          <w:szCs w:val="28"/>
-        </w:rPr>
       </w:r>
     </w:p>
     <w:sectPr>
@@ -4270,9 +4921,6 @@
       <w:instrText xml:space="preserve"> PAGE </w:instrText>
     </w:r>
     <w:r>
-      <w:rPr>
-        <w:rFonts w:hint="eastAsia"/>
-      </w:rPr>
       <w:fldChar w:fldCharType="separate"/>
     </w:r>
     <w:r>
